--- a/docs/2026-09-17-signal-glm-supplement.docx
+++ b/docs/2026-09-17-signal-glm-supplement.docx
@@ -108,7 +108,7 @@
         <w:t xml:space="preserve">Fit. </w:t>
       </w:r>
       <w:r>
-        <w:t xml:space="preserve">0 divergences, r_hat ≤ 1.01, bulk ESS ≥ 923, 8 of 384 rows with Pareto-k &gt; 0.7, Bayesian R² on the log scale 0.35, 95% predictive coverage 0.94 to 0.97 per protocol.</w:t>
+        <w:t xml:space="preserve">0 divergences, r_hat ≤ 1.006, bulk ESS ≥ 923, 8 of 384 rows with Pareto-k &gt; 0.7, Bayesian R² on the log scale 0.35, 95% predictive coverage 0.94 to 0.97 per protocol.</w:t>
       </w:r>
     </w:p>
     <w:p>
@@ -3454,7 +3454,7 @@
       <w:r>
         <w:drawing>
           <wp:inline distT="0" distB="0" distL="0" distR="0">
-            <wp:extent cx="4381500" cy="3638550"/>
+            <wp:extent cx="4381500" cy="3600450"/>
             <wp:effectExtent t="0" r="0" b="0" l="0"/>
             <wp:docPr id="1" name="" descr="" title=""/>
             <wp:cNvGraphicFramePr>
@@ -3479,7 +3479,7 @@
                   <pic:spPr bwMode="auto">
                     <a:xfrm>
                       <a:off x="0" y="0"/>
-                      <a:ext cx="4381500" cy="3638550"/>
+                      <a:ext cx="4381500" cy="3600450"/>
                     </a:xfrm>
                     <a:prstGeom prst="rect">
                       <a:avLst/>
@@ -3502,7 +3502,7 @@
           <w:sz w:val="18"/>
           <w:szCs w:val="18"/>
         </w:rPr>
-        <w:t xml:space="preserve">Posterior densities of the pooled protocol effects (top left), the domain effects (top right) and each protocol's four domain deviations (bottom).</w:t>
+        <w:t xml:space="preserve">Posterior densities on the prediction-score scale (100 · (1 − error ratio); above 0 beats the baseline): the pooled protocol effects (top left), the baseline's error by domain relative to the grand mean (top right, a ratio), and each protocol's effect per domain (bottom). Bars: median and 95% interval. The same figure on the error-ratio scale is posteriors.png.</w:t>
       </w:r>
     </w:p>
     <w:p>
@@ -5190,7 +5190,7 @@
                 <w:sz w:val="18"/>
                 <w:szCs w:val="18"/>
               </w:rPr>
-              <w:t xml:space="preserve">0.000</w:t>
+              <w:t xml:space="preserve">0.0000</w:t>
             </w:r>
           </w:p>
         </w:tc>
@@ -5215,7 +5215,7 @@
                 <w:sz w:val="18"/>
                 <w:szCs w:val="18"/>
               </w:rPr>
-              <w:t xml:space="preserve">0.000</w:t>
+              <w:t xml:space="preserve">0.0000</w:t>
             </w:r>
           </w:p>
         </w:tc>
@@ -5292,7 +5292,7 @@
                 <w:sz w:val="18"/>
                 <w:szCs w:val="18"/>
               </w:rPr>
-              <w:t xml:space="preserve">1.010</w:t>
+              <w:t xml:space="preserve">1.0060</w:t>
             </w:r>
           </w:p>
         </w:tc>
@@ -5317,7 +5317,7 @@
                 <w:sz w:val="18"/>
                 <w:szCs w:val="18"/>
               </w:rPr>
-              <w:t xml:space="preserve">1.000</w:t>
+              <w:t xml:space="preserve">1.0044</w:t>
             </w:r>
           </w:p>
         </w:tc>
@@ -5598,7 +5598,7 @@
                 <w:sz w:val="18"/>
                 <w:szCs w:val="18"/>
               </w:rPr>
-              <w:t xml:space="preserve">6.000 / 2.000 of 384</w:t>
+              <w:t xml:space="preserve">6.0000 / 2.0000 of 384</w:t>
             </w:r>
           </w:p>
         </w:tc>
@@ -5623,7 +5623,7 @@
                 <w:sz w:val="18"/>
                 <w:szCs w:val="18"/>
               </w:rPr>
-              <w:t xml:space="preserve">4.000 / 2.000 of 384</w:t>
+              <w:t xml:space="preserve">4.0000 / 2.0000 of 384</w:t>
             </w:r>
           </w:p>
         </w:tc>
@@ -5769,7 +5769,7 @@
       <w:r>
         <w:drawing>
           <wp:inline distT="0" distB="0" distL="0" distR="0">
-            <wp:extent cx="4381500" cy="1066800"/>
+            <wp:extent cx="4476750" cy="3838575"/>
             <wp:effectExtent t="0" r="0" b="0" l="0"/>
             <wp:docPr id="1" name="" descr="" title=""/>
             <wp:cNvGraphicFramePr>
@@ -5794,7 +5794,7 @@
                   <pic:spPr bwMode="auto">
                     <a:xfrm>
                       <a:off x="0" y="0"/>
-                      <a:ext cx="4381500" cy="1066800"/>
+                      <a:ext cx="4476750" cy="3838575"/>
                     </a:xfrm>
                     <a:prstGeom prst="rect">
                       <a:avLst/>
@@ -5817,66 +5817,7 @@
           <w:sz w:val="18"/>
           <w:szCs w:val="18"/>
         </w:rPr>
-        <w:t xml:space="preserve">Posterior predictive check, m2: observed density of log squared error per protocol (dark) against 200 replicated datasets (light). The model reproduces the location, width and skew of each protocol's error distribution.</w:t>
-      </w:r>
-    </w:p>
-    <w:p>
-      <w:pPr>
-        <w:spacing w:after="60"/>
-        <w:jc w:val="center"/>
-      </w:pPr>
-      <w:r>
-        <w:drawing>
-          <wp:inline distT="0" distB="0" distL="0" distR="0">
-            <wp:extent cx="4381500" cy="1133475"/>
-            <wp:effectExtent t="0" r="0" b="0" l="0"/>
-            <wp:docPr id="1" name="" descr="" title=""/>
-            <wp:cNvGraphicFramePr>
-              <a:graphicFrameLocks xmlns:a="http://schemas.openxmlformats.org/drawingml/2006/main" noChangeAspect="1"/>
-            </wp:cNvGraphicFramePr>
-            <a:graphic xmlns:a="http://schemas.openxmlformats.org/drawingml/2006/main">
-              <a:graphicData uri="http://schemas.openxmlformats.org/drawingml/2006/picture">
-                <pic:pic xmlns:pic="http://schemas.openxmlformats.org/drawingml/2006/picture">
-                  <pic:nvPicPr>
-                    <pic:cNvPr id="0" name="" descr=""/>
-                    <pic:cNvPicPr>
-                      <a:picLocks noChangeAspect="1" noChangeArrowheads="1"/>
-                    </pic:cNvPicPr>
-                  </pic:nvPicPr>
-                  <pic:blipFill>
-                    <a:blip r:embed="rId12" cstate="none"/>
-                    <a:srcRect/>
-                    <a:stretch>
-                      <a:fillRect/>
-                    </a:stretch>
-                  </pic:blipFill>
-                  <pic:spPr bwMode="auto">
-                    <a:xfrm>
-                      <a:off x="0" y="0"/>
-                      <a:ext cx="4381500" cy="1133475"/>
-                    </a:xfrm>
-                    <a:prstGeom prst="rect">
-                      <a:avLst/>
-                    </a:prstGeom>
-                  </pic:spPr>
-                </pic:pic>
-              </a:graphicData>
-            </a:graphic>
-          </wp:inline>
-        </w:drawing>
-      </w:r>
-    </w:p>
-    <w:p>
-      <w:pPr>
-        <w:spacing w:after="200"/>
-      </w:pPr>
-      <w:r>
-        <w:rPr>
-          <w:color w:val="444444"/>
-          <w:sz w:val="18"/>
-          <w:szCs w:val="18"/>
-        </w:rPr>
-        <w:t xml:space="preserve">Observed against predicted log error per row, m2, with the 95% predictive interval. Coverage per protocol below.</w:t>
+        <w:t xml:space="preserve">Fit and convergence, m2 (fit_quality.png). (a) Posterior predictive check: observed density of log squared error per protocol (black) against 40 replicated datasets (grey). (b) Observed against predicted log error per row with the 95% predictive interval (grey bars) and the identity (dashed). (c) Sampler and LOO diagnostics: traces of the five protocol effects, four chains overlaid; r_hat per parameter family with bulk ESS as marker size, dashed line at 1.01; Pareto-k per observation by protocol, dashed lines at 0.7 and 1. Title line: the scalar summary. The three rows are also written separately as predictive.png, fit.png and convergence.png.</w:t>
       </w:r>
     </w:p>
     <w:tbl>
@@ -9221,7 +9162,7 @@
         <w:spacing w:after="60"/>
       </w:pPr>
       <w:r>
-        <w:t xml:space="preserve">Figures: analysis/results/figures/bars/figure1_score_box (paper), figure1_{mse,delta,ratio,score}; analysis/results/figures/signal_glm/{ratios,ratios_table,posteriors,contrasts,predictive,fit}.</w:t>
+        <w:t xml:space="preserve">Figures: analysis/results/figures/bars/figure1_score_box (paper), figure1_{mse,delta,ratio,score}; analysis/results/figures/signal_glm/{ratios,ratios_table,posteriors,posteriors_score,contrasts,fit_quality,convergence,predictive,fit}.</w:t>
       </w:r>
     </w:p>
     <w:p>

--- a/docs/2026-09-17-signal-glm-supplement.docx
+++ b/docs/2026-09-17-signal-glm-supplement.docx
@@ -19,7 +19,7 @@
           <w:i/>
           <w:iCs/>
         </w:rPr>
-        <w:t xml:space="preserve">Hierarchical Gamma GLM of prediction error over protocols and domains. State as of 17 September 2026. Every number is regenerated by scripts/analyses/signal_glm.py from analysis/results/forecasts.csv.</w:t>
+        <w:t xml:space="preserve">Hierarchical Gamma GLM of prediction error over protocols and domains. State as of 18 September 2026. Every number is regenerated by scripts/analyses/signal_glm.py from analysis/results/forecasts.csv.</w:t>
       </w:r>
     </w:p>
     <w:p>
@@ -41,14 +41,7 @@
         <w:spacing w:after="60"/>
       </w:pPr>
       <w:r>
-        <w:rPr>
-          <w:b/>
-          <w:bCs/>
-        </w:rPr>
-        <w:t xml:space="preserve">Question. </w:t>
-      </w:r>
-      <w:r>
-        <w:t xml:space="preserve">Do transcripts from saturated benchmark items carry capability signal beyond accuracy, and which protocols recover it, in which domains?</w:t>
+        <w:t xml:space="preserve">The question is whether transcripts from saturated benchmark items carry capability signal beyond accuracy, and which protocols recover it, in which domains.</w:t>
       </w:r>
     </w:p>
     <w:p>
@@ -61,14 +54,7 @@
         <w:spacing w:after="60"/>
       </w:pPr>
       <w:r>
-        <w:rPr>
-          <w:b/>
-          <w:bCs/>
-        </w:rPr>
-        <w:t xml:space="preserve">Main test (figure one). </w:t>
-      </w:r>
-      <w:r>
-        <w:t xml:space="preserve">One-sample t-test of per-model prediction scores against 0, N = 16 target models. Pairwise judge: mean score 49, p = 0.006. Embedding: 23, p &lt; 0.001. Absolute scoring and Deterministic features: about 10, not significant.</w:t>
+        <w:t xml:space="preserve">The main test (figure one) is a one-sample t-test of per-model prediction scores against 0, N = 16 target models, with the score in halvings of the baseline's error. Pairwise judge: mean 2.75 halvings, p &lt; 0.001. Embedding: 0.40, p &lt; 0.001. Absolute scoring: 0.19, p = 0.042, which does not survive Holm correction. Deterministic features: 0.78, p = 0.068, not significant.</w:t>
       </w:r>
     </w:p>
     <w:p>
@@ -81,14 +67,7 @@
         <w:spacing w:after="60"/>
       </w:pPr>
       <w:r>
-        <w:rPr>
-          <w:b/>
-          <w:bCs/>
-        </w:rPr>
-        <w:t xml:space="preserve">Hierarchical GLM. </w:t>
-      </w:r>
-      <w:r>
-        <w:t xml:space="preserve">Pairwise judge's gain is concentrated in the agentic domains: coding 80 (39, 92), cyber 72 (28, 88); science and math about 15 with intervals crossing 0. Embedding is a small, uniform gain (21 to 33 in every domain). Domain dependence is supported weakly by leave-one-out model comparison (m2 ahead by 4.2 elpd, SE 3.4).</w:t>
+        <w:t xml:space="preserve">In the hierarchical GLM, Pairwise judge beats the baseline in every domain: Science 1.19 (0.07, 2.04), Maths 1.58 (0.61, 2.42), Coding 2.23 (1.13, 3.49), Cyber 1.96 (0.94, 3.08) halvings. Embedding is a small, uniform gain (0.34 to 0.57 in every domain). Over both semesters there is no evidence that the gains depend on the domain (leave-one-out: m2 ahead by 0.16 elpd, SE 2.6). On the 2026-I targets alone there is (10.7, SE 3.5).</w:t>
       </w:r>
     </w:p>
     <w:p>
@@ -101,14 +80,7 @@
         <w:spacing w:after="60"/>
       </w:pPr>
       <w:r>
-        <w:rPr>
-          <w:b/>
-          <w:bCs/>
-        </w:rPr>
-        <w:t xml:space="preserve">Fit. </w:t>
-      </w:r>
-      <w:r>
-        <w:t xml:space="preserve">0 divergences, r_hat ≤ 1.006, bulk ESS ≥ 923, 8 of 384 rows with Pareto-k &gt; 0.7, Bayesian R² on the log scale 0.35, 95% predictive coverage 0.94 to 0.97 per protocol.</w:t>
+        <w:t xml:space="preserve">The fit is clean: 0 divergences, r_hat ≤ 1.006, bulk ESS ≥ 1078, 9 of 384 rows with Pareto-k &gt; 0.7, Bayesian R² on the log scale 0.38, 95% predictive coverage 0.94 to 0.98 per protocol.</w:t>
       </w:r>
     </w:p>
     <w:p>
@@ -130,7 +102,7 @@
         <w:spacing w:after="60"/>
       </w:pPr>
       <w:r>
-        <w:t xml:space="preserve">16 target models: the 8 targets of 2025-II and the 8 of 2026-I, the two semesters every domain has. Each is forecast in all four domains (science, math, coding, cyber): 64 (target model, domain) cells.</w:t>
+        <w:t xml:space="preserve">16 target models: the 8 targets of 2025-II and the 8 of 2026-I, the two semesters every domain has. Each is forecast in all four domains (science, maths, coding, cyber): 64 (target model, domain) cells.</w:t>
       </w:r>
     </w:p>
     <w:p>
@@ -169,7 +141,7 @@
         <w:spacing w:after="60"/>
       </w:pPr>
       <w:r>
-        <w:t xml:space="preserve">Outcome per row: the squared forecast error (θ* − θ̂)². Exact hits are floored at 1e-6 so the Gamma likelihood is defined.</w:t>
+        <w:t xml:space="preserve">Outcome per row: the squared forecast error (θ* − θ̂)². No forecast hits θ* exactly, so every error is positive, as the Gamma likelihood requires.</w:t>
       </w:r>
     </w:p>
     <w:p>
@@ -200,7 +172,7 @@
           <w:sz w:val="18"/>
           <w:szCs w:val="18"/>
         </w:rPr>
-        <w:t xml:space="preserve">score(P, i) = 100 · (1 − error(P, i) / baseline error(i)),   error = (θ* − θ̂)²</w:t>
+        <w:t xml:space="preserve">score(P, i) = −log2(error(P, i) / baseline error(i)),   error = (θ* − θ̂)² averaged over the four domains</w:t>
       </w:r>
     </w:p>
     <w:p>
@@ -208,7 +180,7 @@
         <w:spacing w:after="120"/>
       </w:pPr>
       <w:r>
-        <w:t xml:space="preserve">0 is indistinguishable from the baseline, 100 is a perfect prediction, and negative values are worse than the baseline (the score is unbounded below, so a single badly missed model can pull a mean far down). Figure one averages each model's squared error over its four domains before taking the score, giving one score per model per protocol, and tests the 16 scores against 0 with a one-sample t-test. The 95% t-interval of the mean drawn in the figure is the same test in interval form.</w:t>
+        <w:t xml:space="preserve">The score counts halvings of the baseline's error: 0 is the baseline, 1 is half its error, 2 a quarter, −1 twice it. It is unbounded in both directions and symmetric in the ratio, so twice as good and twice as bad are the same distance from 0, and a model the baseline happens to predict almost exactly cannot dominate the mean. Figure one averages each model's squared error over its four domains before taking the score, giving one score per model per protocol, and tests the 16 scores against 0 with a one-sample t-test. The 95% t-interval of the mean drawn in the figure is the same test in interval form.</w:t>
       </w:r>
     </w:p>
     <w:tbl>
@@ -334,7 +306,7 @@
                 <w:sz w:val="18"/>
                 <w:szCs w:val="18"/>
               </w:rPr>
-              <w:t xml:space="preserve">Median error ratio</w:t>
+              <w:t xml:space="preserve">Median score</w:t>
             </w:r>
           </w:p>
         </w:tc>
@@ -412,7 +384,7 @@
                 <w:sz w:val="18"/>
                 <w:szCs w:val="18"/>
               </w:rPr>
-              <w:t xml:space="preserve">49</w:t>
+              <w:t xml:space="preserve">2.75</w:t>
             </w:r>
           </w:p>
         </w:tc>
@@ -437,7 +409,7 @@
                 <w:sz w:val="18"/>
                 <w:szCs w:val="18"/>
               </w:rPr>
-              <w:t xml:space="preserve">0.006</w:t>
+              <w:t xml:space="preserve">&lt; 0.001</w:t>
             </w:r>
           </w:p>
         </w:tc>
@@ -462,7 +434,7 @@
                 <w:sz w:val="18"/>
                 <w:szCs w:val="18"/>
               </w:rPr>
-              <w:t xml:space="preserve">0.31</w:t>
+              <w:t xml:space="preserve">2.56</w:t>
             </w:r>
           </w:p>
         </w:tc>
@@ -487,7 +459,7 @@
                 <w:sz w:val="18"/>
                 <w:szCs w:val="18"/>
               </w:rPr>
-              <w:t xml:space="preserve">0.33</w:t>
+              <w:t xml:space="preserve">0.22</w:t>
             </w:r>
           </w:p>
         </w:tc>
@@ -539,7 +511,7 @@
                 <w:sz w:val="18"/>
                 <w:szCs w:val="18"/>
               </w:rPr>
-              <w:t xml:space="preserve">23</w:t>
+              <w:t xml:space="preserve">0.40</w:t>
             </w:r>
           </w:p>
         </w:tc>
@@ -589,7 +561,7 @@
                 <w:sz w:val="18"/>
                 <w:szCs w:val="18"/>
               </w:rPr>
-              <w:t xml:space="preserve">0.75</w:t>
+              <w:t xml:space="preserve">0.42</w:t>
             </w:r>
           </w:p>
         </w:tc>
@@ -666,7 +638,7 @@
                 <w:sz w:val="18"/>
                 <w:szCs w:val="18"/>
               </w:rPr>
-              <w:t xml:space="preserve">10</w:t>
+              <w:t xml:space="preserve">0.19</w:t>
             </w:r>
           </w:p>
         </w:tc>
@@ -691,7 +663,7 @@
                 <w:sz w:val="18"/>
                 <w:szCs w:val="18"/>
               </w:rPr>
-              <w:t xml:space="preserve">0.124</w:t>
+              <w:t xml:space="preserve">0.042</w:t>
             </w:r>
           </w:p>
         </w:tc>
@@ -716,7 +688,7 @@
                 <w:sz w:val="18"/>
                 <w:szCs w:val="18"/>
               </w:rPr>
-              <w:t xml:space="preserve">0.81</w:t>
+              <w:t xml:space="preserve">0.31</w:t>
             </w:r>
           </w:p>
         </w:tc>
@@ -793,7 +765,7 @@
                 <w:sz w:val="18"/>
                 <w:szCs w:val="18"/>
               </w:rPr>
-              <w:t xml:space="preserve">10</w:t>
+              <w:t xml:space="preserve">0.78</w:t>
             </w:r>
           </w:p>
         </w:tc>
@@ -818,7 +790,7 @@
                 <w:sz w:val="18"/>
                 <w:szCs w:val="18"/>
               </w:rPr>
-              <w:t xml:space="preserve">0.625</w:t>
+              <w:t xml:space="preserve">0.068</w:t>
             </w:r>
           </w:p>
         </w:tc>
@@ -843,7 +815,7 @@
                 <w:sz w:val="18"/>
                 <w:szCs w:val="18"/>
               </w:rPr>
-              <w:t xml:space="preserve">0.74</w:t>
+              <w:t xml:space="preserve">0.43</w:t>
             </w:r>
           </w:p>
         </w:tc>
@@ -920,7 +892,7 @@
                 <w:sz w:val="18"/>
                 <w:szCs w:val="18"/>
               </w:rPr>
-              <w:t xml:space="preserve">-228</w:t>
+              <w:t xml:space="preserve">−0.24</w:t>
             </w:r>
           </w:p>
         </w:tc>
@@ -945,7 +917,7 @@
                 <w:sz w:val="18"/>
                 <w:szCs w:val="18"/>
               </w:rPr>
-              <w:t xml:space="preserve">0.334</w:t>
+              <w:t xml:space="preserve">0.505</w:t>
             </w:r>
           </w:p>
         </w:tc>
@@ -970,7 +942,7 @@
                 <w:sz w:val="18"/>
                 <w:szCs w:val="18"/>
               </w:rPr>
-              <w:t xml:space="preserve">0.94</w:t>
+              <w:t xml:space="preserve">0.09</w:t>
             </w:r>
           </w:p>
         </w:tc>
@@ -1062,7 +1034,7 @@
           <w:sz w:val="18"/>
           <w:szCs w:val="18"/>
         </w:rPr>
-        <w:t xml:space="preserve">Figure one (paper: fig2_signal_box). Mean prediction score (filled circle), 95% t-interval (box), one point per target model; points below −50 are drawn at the axis edge. **: p &lt; 0.01, ***: p &lt; 0.001.</w:t>
+        <w:t xml:space="preserve">Figure one (paper: fig2_signal_box). Mean prediction score in halvings of error (filled circle), 95% t-interval (box), one point per target model. *: p &lt; 0.05, ***: p &lt; 0.001.</w:t>
       </w:r>
     </w:p>
     <w:p>
@@ -1070,14 +1042,7 @@
         <w:spacing w:after="120"/>
       </w:pPr>
       <w:r>
-        <w:rPr>
-          <w:b/>
-          <w:bCs/>
-        </w:rPr>
-        <w:t xml:space="preserve">Note on the test. </w:t>
-      </w:r>
-      <w:r>
-        <w:t xml:space="preserve">Until 17 September the test was a Wilcoxon signed-rank test on the same 16 differences (Pairwise judge p = 0.0008, Absolute scoring p = 0.044). The t-test on scores is the paper's test; it is sensitive to the unbounded lower tail, which is why Absolute scoring (p = 0.12) has no star under it. Holm correction over the four paper protocols keeps Embedding and Pairwise judge.</w:t>
+        <w:t xml:space="preserve">Holm correction over the four paper protocols keeps Pairwise judge and Embedding; Absolute scoring and Deterministic features are not significant after it.</w:t>
       </w:r>
     </w:p>
     <w:p>
@@ -1085,14 +1050,7 @@
         <w:spacing w:after="120"/>
       </w:pPr>
       <w:r>
-        <w:rPr>
-          <w:b/>
-          <w:bCs/>
-        </w:rPr>
-        <w:t xml:space="preserve">Robustness. </w:t>
-      </w:r>
-      <w:r>
-        <w:t xml:space="preserve">2026-I alone (N = 8): Pairwise judge 51, p = 0.004; Embedding 24, p = &lt; 0.001; Absolute scoring 7, p = 0.242. No self-judging (each target judged by the best judge from another developer family): Pairwise judge 47, p = 0.006; Absolute scoring 12, p = 0.095.</w:t>
+        <w:t xml:space="preserve">On 2026-I alone (N = 8): Pairwise judge 2.63, p &lt; 0.001; Embedding 0.41, p &lt; 0.001; Absolute scoring 0.13, p = 0.204. Without self-judging (each target judged by the best judge from another developer family): Pairwise judge 2.51, p &lt; 0.001; Absolute scoring 0.25, p = 0.040.</w:t>
       </w:r>
     </w:p>
     <w:p>
@@ -1154,14 +1112,7 @@
         <w:spacing w:after="120"/>
       </w:pPr>
       <w:r>
-        <w:rPr>
-          <w:b/>
-          <w:bCs/>
-        </w:rPr>
-        <w:t xml:space="preserve">Fixed effect. </w:t>
-      </w:r>
-      <w:r>
-        <w:t xml:space="preserve">A quantity estimated on its own, one number per level, with nothing tying the levels together. The protocol effects are fixed: we want each protocol's own value and there are only five, so there is nothing to borrow strength from. "Main effect" is the same idea applied to a single factor on its own, before any interaction: the protocol main effect is a protocol's average change in error over all domains.</w:t>
+        <w:t xml:space="preserve">A fixed effect is a quantity estimated on its own, one number per level, with nothing tying the levels together. The protocol effects are fixed: we want each protocol's own value and there are only five, so there is nothing to borrow strength from. A main effect is the same idea applied to a single factor on its own, before any interaction: the protocol main effect is a protocol's average change in error over all domains.</w:t>
       </w:r>
     </w:p>
     <w:p>
@@ -1169,14 +1120,7 @@
         <w:spacing w:after="120"/>
       </w:pPr>
       <w:r>
-        <w:rPr>
-          <w:b/>
-          <w:bCs/>
-        </w:rPr>
-        <w:t xml:space="preserve">Random effect. </w:t>
-      </w:r>
-      <w:r>
-        <w:t xml:space="preserve">A set of levels treated as draws from a common distribution whose spread is estimated from the data. Writing (1 | model × domain) says: each of the 64 (model, domain) cells has its own intercept, but the 64 intercepts are assumed to scatter around zero with some standard deviation σ_cell that the model learns. Levels with little data are pulled toward the group mean ("partial pooling", "shrinkage"); levels with lots of data keep their own value. We use random effects for the things we do not care about individually but must account for: which model, which judge.</w:t>
+        <w:t xml:space="preserve">A random effect is a set of levels treated as draws from a common distribution whose spread is estimated from the data. Writing (1 | model × domain) says that each of the 64 (model, domain) cells has its own intercept, but the 64 intercepts are assumed to scatter around zero with some standard deviation σ_cell that the model learns. Levels with little data are pulled toward the group mean (partial pooling, or shrinkage); levels with lots of data keep their own value. We use random effects for the things we do not care about individually but must account for: which model, which judge.</w:t>
       </w:r>
     </w:p>
     <w:p>
@@ -1184,14 +1128,7 @@
         <w:spacing w:after="120"/>
       </w:pPr>
       <w:r>
-        <w:rPr>
-          <w:b/>
-          <w:bCs/>
-        </w:rPr>
-        <w:t xml:space="preserve">Interaction, (protocol | domain). </w:t>
-      </w:r>
-      <w:r>
-        <w:t xml:space="preserve">An extra term per (protocol, domain) pair that lets a protocol's effect differ by domain. Written as a random slope, each protocol's four domain deviations are draws from a distribution with its own spread σ_protocol[p]. A spread near 0 means the protocol works the same everywhere; a large spread means it is domain dependent. This spread is the "how domain-dependent is this protocol" number.</w:t>
+        <w:t xml:space="preserve">The interaction (protocol | domain) is an extra term per (protocol, domain) pair that lets a protocol's effect differ by domain. Written as a random slope, each protocol's four domain deviations are draws from a distribution with its own spread σ_protocol[p]. A spread near 0 means the protocol works the same everywhere; a large spread means it is domain dependent.</w:t>
       </w:r>
     </w:p>
     <w:p>
@@ -1199,14 +1136,7 @@
         <w:spacing w:after="120"/>
       </w:pPr>
       <w:r>
-        <w:rPr>
-          <w:b/>
-          <w:bCs/>
-        </w:rPr>
-        <w:t xml:space="preserve">Reference level and sum-to-zero coding. </w:t>
-      </w:r>
-      <w:r>
-        <w:t xml:space="preserve">A factor with k levels can only carry k − 1 free numbers. For protocol, the baseline's coefficient is pinned to 0 (the reference level), so every other coefficient is "relative to the saturated-item prediction", which is exactly what we want to read. For domain, the four effects are constrained to sum to zero instead, so the intercept is the grand mean over domains and each domain effect is a departure from that mean, rather than science being the reference.</w:t>
+        <w:t xml:space="preserve">A factor with k levels can only carry k − 1 free numbers. For protocol, the baseline's coefficient is pinned to 0 (the reference level), so every other coefficient is relative to the saturated-item prediction, which is exactly what we want to read. For domain, the four effects are constrained to sum to zero instead, so the intercept is the grand mean over domains and each domain effect is a departure from that mean.</w:t>
       </w:r>
     </w:p>
     <w:p>
@@ -1214,14 +1144,7 @@
         <w:spacing w:after="120"/>
       </w:pPr>
       <w:r>
-        <w:rPr>
-          <w:b/>
-          <w:bCs/>
-        </w:rPr>
-        <w:t xml:space="preserve">Gamma family, log link. </w:t>
-      </w:r>
-      <w:r>
-        <w:t xml:space="preserve">Squared errors are positive and right-skewed over orders of magnitude. The Gamma family assumes the noise grows with the mean, so one huge error does not dominate as it would under a normal model. The log link means effects add on the log scale and multiply the mean: exp(protocol[p]) is the ratio of that protocol's expected error to the baseline's, and 100 · (1 − ratio) puts it on the prediction-score scale. One Gamma shape per protocol lets a protocol with small consistent gains (Embedding) and one with erratic large gains (Pairwise judge) have different noise.</w:t>
+        <w:t xml:space="preserve">Squared errors are positive and right-skewed over orders of magnitude. The Gamma family assumes the noise grows with the mean, so one huge error does not dominate as it would under a normal model. The log link means effects add on the log scale and multiply the mean: exp(protocol[p]) is the ratio of that protocol's expected error to the baseline's, and −log2 of that ratio puts it on the prediction-score scale, in halvings. One Gamma shape per protocol lets a protocol with small consistent gains (Embedding) and one with erratic large gains (Pairwise judge) have different noise.</w:t>
       </w:r>
     </w:p>
     <w:p>
@@ -1559,7 +1482,7 @@
                 <w:sz w:val="18"/>
                 <w:szCs w:val="18"/>
               </w:rPr>
-              <w:t xml:space="preserve">The estimand: exp() is the error ratio, 100·(1−ratio) the score</w:t>
+              <w:t xml:space="preserve">The estimand: exp() is the error ratio, −log2(ratio) the score in halvings</w:t>
             </w:r>
           </w:p>
         </w:tc>
@@ -1661,7 +1584,7 @@
                 <w:sz w:val="18"/>
                 <w:szCs w:val="18"/>
               </w:rPr>
-              <w:t xml:space="preserve">Baseline error differs several-fold between domains</w:t>
+              <w:t xml:space="preserve">Baseline error differs several-fold between domains (Science's is 0.56 of the average domain's)</w:t>
             </w:r>
           </w:p>
         </w:tc>
@@ -1763,7 +1686,7 @@
                 <w:sz w:val="18"/>
                 <w:szCs w:val="18"/>
               </w:rPr>
-              <w:t xml:space="preserve">"Is the gain domain dependent?"; dropped in m1</w:t>
+              <w:t xml:space="preserve">Whether the gain is domain dependent; dropped in m1</w:t>
             </w:r>
           </w:p>
         </w:tc>
@@ -1815,7 +1738,7 @@
                 <w:sz w:val="18"/>
                 <w:szCs w:val="18"/>
               </w:rPr>
-              <w:t xml:space="preserve">random intercept, 64 levels, SD ≈ 1.0</w:t>
+              <w:t xml:space="preserve">random intercept, 64 levels, SD 1.03</w:t>
             </w:r>
           </w:p>
         </w:tc>
@@ -1865,7 +1788,7 @@
                 <w:sz w:val="18"/>
                 <w:szCs w:val="18"/>
               </w:rPr>
-              <w:t xml:space="preserve">Pairing. Every protocol forecasts the same target in the same domain; without it, the models' very different error levels swamp the protocol effect (the first version of this model, without it, found nothing). Covers the mentor's "variance of target model"; semester is absorbed because each target sits in one semester</w:t>
+              <w:t xml:space="preserve">Pairing. Every protocol forecasts the same target in the same domain; without it, the models' very different error levels swamp the protocol effect. Covers the mentor's "variance of target model"; semester is absorbed because each target sits in one semester</w:t>
             </w:r>
           </w:p>
         </w:tc>
@@ -1917,7 +1840,7 @@
                 <w:sz w:val="18"/>
                 <w:szCs w:val="18"/>
               </w:rPr>
-              <w:t xml:space="preserve">random intercept, SD 0.39</w:t>
+              <w:t xml:space="preserve">random intercept</w:t>
             </w:r>
           </w:p>
         </w:tc>
@@ -1967,7 +1890,7 @@
                 <w:sz w:val="18"/>
                 <w:szCs w:val="18"/>
               </w:rPr>
-              <w:t xml:space="preserve">Pinned to 0 in the best-judge table (one judge per task); free in the all-judges fit</w:t>
+              <w:t xml:space="preserve">Pinned to 0 in the best-judge table (one judge per task), so not identified there; free in the all-judges fit (section 7)</w:t>
             </w:r>
           </w:p>
         </w:tc>
@@ -2069,7 +1992,7 @@
                 <w:sz w:val="18"/>
                 <w:szCs w:val="18"/>
               </w:rPr>
-              <w:t xml:space="preserve">0.40 (Pairwise judge) to 3.8 (baseline)</w:t>
+              <w:t xml:space="preserve">0.45 (Pairwise judge) to 3.4 (baseline)</w:t>
             </w:r>
           </w:p>
         </w:tc>
@@ -2085,14 +2008,7 @@
         <w:spacing w:after="120"/>
       </w:pPr>
       <w:r>
-        <w:rPr>
-          <w:b/>
-          <w:bCs/>
-        </w:rPr>
-        <w:t xml:space="preserve">Priors and sampling. </w:t>
-      </w:r>
-      <w:r>
-        <w:t xml:space="preserve">Intercept Normal(0, 2); protocol and domain effects Normal(0, 1) on the log scale (ratio between 0.14 and 7 with 95% prior probability); σ_protocol and σ_judge HalfNormal(0.5); σ_cell HalfNormal(1); shapes Exponential(1). Random effects are non-centred. 4 chains × 2000 draws after 1000 warmup, target_accept 0.95, seed 0. A prior predictive check confirms the priors cover the data's range.</w:t>
+        <w:t xml:space="preserve">The priors are Normal(0, 2) on the intercept; Normal(0, 1) on the protocol and domain effects on the log scale (a ratio between 0.14 and 7 with 95% prior probability); HalfNormal(0.5) on σ_protocol and σ_judge; HalfNormal(1) on σ_cell; Exponential(1) on the shapes. Random effects are non-centred. Sampling uses 4 chains × 2000 draws after 1000 warmup, target_accept 0.95, seed 0. A prior predictive check confirms the priors cover the data's range.</w:t>
       </w:r>
     </w:p>
     <w:p>
@@ -2100,14 +2016,7 @@
         <w:spacing w:after="120"/>
       </w:pPr>
       <w:r>
-        <w:rPr>
-          <w:b/>
-          <w:bCs/>
-        </w:rPr>
-        <w:t xml:space="preserve">Flat cross-check. </w:t>
-      </w:r>
-      <w:r>
-        <w:t xml:space="preserve">A statsmodels Gamma GLM (log link) with protocol × domain and a fixed intercept per cell, fitted by Newton (IRLS overflows on the 64 cell dummies). Its Wald intervals are the open markers in the ratio figure; they agree with the hierarchical fit and are wider where pooling helps.</w:t>
+        <w:t xml:space="preserve">The flat cross-check is a statsmodels Gamma GLM (log link) with protocol × domain and a fixed intercept per cell, fitted by Newton (IRLS overflows on the 64 cell dummies). Its Wald intervals are the open markers in the score figure below.</w:t>
       </w:r>
     </w:p>
     <w:p>
@@ -2133,7 +2042,7 @@
         <w:spacing w:after="120"/>
       </w:pPr>
       <w:r>
-        <w:t xml:space="preserve">Posterior median and 95% credible interval of 100 · (1 − error ratio to baseline). Above 0 beats the baseline. The pooled column is exp(protocol[p]), the effect expected in a new domain, whose interval includes the across-domain spread. "Mean of domains" is the mean of the four fitted domains' ratios, which is what the text refers to and is tighter.</w:t>
+        <w:t xml:space="preserve">Posterior median and 95% credible interval of −log2(error ratio to baseline), in halvings of error. Above 0 beats the baseline. The pooled column is the protocol effect on its own, the effect expected in a new domain, whose interval includes the across-domain spread. The mean-of-domains column is the mean of the four fitted domains' effects, which is tighter. σ is the across-domain spread on the log scale.</w:t>
       </w:r>
     </w:p>
     <w:tbl>
@@ -2236,7 +2145,7 @@
                 <w:sz w:val="18"/>
                 <w:szCs w:val="18"/>
               </w:rPr>
-              <w:t xml:space="preserve">Math</w:t>
+              <w:t xml:space="preserve">Maths</w:t>
             </w:r>
           </w:p>
         </w:tc>
@@ -2418,7 +2327,7 @@
                 <w:sz w:val="18"/>
                 <w:szCs w:val="18"/>
               </w:rPr>
-              <w:t xml:space="preserve">15 (-92, 57)</w:t>
+              <w:t xml:space="preserve">1.19 (0.07, 2.04)</w:t>
             </w:r>
           </w:p>
         </w:tc>
@@ -2443,7 +2352,7 @@
                 <w:sz w:val="18"/>
                 <w:szCs w:val="18"/>
               </w:rPr>
-              <w:t xml:space="preserve">17 (-89, 57)</w:t>
+              <w:t xml:space="preserve">1.58 (0.61, 2.42)</w:t>
             </w:r>
           </w:p>
         </w:tc>
@@ -2468,7 +2377,7 @@
                 <w:sz w:val="18"/>
                 <w:szCs w:val="18"/>
               </w:rPr>
-              <w:t xml:space="preserve">80 (39, 92)</w:t>
+              <w:t xml:space="preserve">2.23 (1.13, 3.49)</w:t>
             </w:r>
           </w:p>
         </w:tc>
@@ -2493,7 +2402,7 @@
                 <w:sz w:val="18"/>
                 <w:szCs w:val="18"/>
               </w:rPr>
-              <w:t xml:space="preserve">72 (28, 88)</w:t>
+              <w:t xml:space="preserve">1.96 (0.94, 3.08)</w:t>
             </w:r>
           </w:p>
         </w:tc>
@@ -2518,7 +2427,7 @@
                 <w:sz w:val="18"/>
                 <w:szCs w:val="18"/>
               </w:rPr>
-              <w:t xml:space="preserve">51 (-13, 77)</w:t>
+              <w:t xml:space="preserve">1.65 (0.63, 2.54)</w:t>
             </w:r>
           </w:p>
         </w:tc>
@@ -2543,7 +2452,7 @@
                 <w:sz w:val="18"/>
                 <w:szCs w:val="18"/>
               </w:rPr>
-              <w:t xml:space="preserve">42 (2, 63)</w:t>
+              <w:t xml:space="preserve">1.75 (1.08, 2.36)</w:t>
             </w:r>
           </w:p>
         </w:tc>
@@ -2568,7 +2477,7 @@
                 <w:sz w:val="18"/>
                 <w:szCs w:val="18"/>
               </w:rPr>
-              <w:t xml:space="preserve">0.71 (0.20, 1.31)</w:t>
+              <w:t xml:space="preserve">0.44 (0.04, 1.07)</w:t>
             </w:r>
           </w:p>
         </w:tc>
@@ -2620,7 +2529,7 @@
                 <w:sz w:val="18"/>
                 <w:szCs w:val="18"/>
               </w:rPr>
-              <w:t xml:space="preserve">28 (3, 47)</w:t>
+              <w:t xml:space="preserve">0.48 (0.05, 0.92)</w:t>
             </w:r>
           </w:p>
         </w:tc>
@@ -2645,7 +2554,7 @@
                 <w:sz w:val="18"/>
                 <w:szCs w:val="18"/>
               </w:rPr>
-              <w:t xml:space="preserve">33 (13, 52)</w:t>
+              <w:t xml:space="preserve">0.57 (0.19, 1.06)</w:t>
             </w:r>
           </w:p>
         </w:tc>
@@ -2670,7 +2579,7 @@
                 <w:sz w:val="18"/>
                 <w:szCs w:val="18"/>
               </w:rPr>
-              <w:t xml:space="preserve">29 (7, 47)</w:t>
+              <w:t xml:space="preserve">0.50 (0.10, 0.93)</w:t>
             </w:r>
           </w:p>
         </w:tc>
@@ -2695,7 +2604,7 @@
                 <w:sz w:val="18"/>
                 <w:szCs w:val="18"/>
               </w:rPr>
-              <w:t xml:space="preserve">21 (-14, 39)</w:t>
+              <w:t xml:space="preserve">0.34 (−0.18, 0.74)</w:t>
             </w:r>
           </w:p>
         </w:tc>
@@ -2720,7 +2629,7 @@
                 <w:sz w:val="18"/>
                 <w:szCs w:val="18"/>
               </w:rPr>
-              <w:t xml:space="preserve">28 (1, 47)</w:t>
+              <w:t xml:space="preserve">0.47 (0.02, 0.92)</w:t>
             </w:r>
           </w:p>
         </w:tc>
@@ -2745,7 +2654,7 @@
                 <w:sz w:val="18"/>
                 <w:szCs w:val="18"/>
               </w:rPr>
-              <w:t xml:space="preserve">27 (11, 40)</w:t>
+              <w:t xml:space="preserve">0.47 (0.19, 0.77)</w:t>
             </w:r>
           </w:p>
         </w:tc>
@@ -2770,7 +2679,7 @@
                 <w:sz w:val="18"/>
                 <w:szCs w:val="18"/>
               </w:rPr>
-              <w:t xml:space="preserve">0.15 (0.01, 0.59)</w:t>
+              <w:t xml:space="preserve">0.15 (0.01, 0.60)</w:t>
             </w:r>
           </w:p>
         </w:tc>
@@ -2822,7 +2731,7 @@
                 <w:sz w:val="18"/>
                 <w:szCs w:val="18"/>
               </w:rPr>
-              <w:t xml:space="preserve">31 (2, 57)</w:t>
+              <w:t xml:space="preserve">0.57 (0.06, 1.26)</w:t>
             </w:r>
           </w:p>
         </w:tc>
@@ -2847,7 +2756,7 @@
                 <w:sz w:val="18"/>
                 <w:szCs w:val="18"/>
               </w:rPr>
-              <w:t xml:space="preserve">23 (-7, 46)</w:t>
+              <w:t xml:space="preserve">0.39 (−0.11, 0.89)</w:t>
             </w:r>
           </w:p>
         </w:tc>
@@ -2872,7 +2781,7 @@
                 <w:sz w:val="18"/>
                 <w:szCs w:val="18"/>
               </w:rPr>
-              <w:t xml:space="preserve">17 (-22, 40)</w:t>
+              <w:t xml:space="preserve">0.28 (−0.32, 0.74)</w:t>
             </w:r>
           </w:p>
         </w:tc>
@@ -2897,7 +2806,7 @@
                 <w:sz w:val="18"/>
                 <w:szCs w:val="18"/>
               </w:rPr>
-              <w:t xml:space="preserve">17 (-24, 40)</w:t>
+              <w:t xml:space="preserve">0.27 (−0.31, 0.74)</w:t>
             </w:r>
           </w:p>
         </w:tc>
@@ -2922,7 +2831,7 @@
                 <w:sz w:val="18"/>
                 <w:szCs w:val="18"/>
               </w:rPr>
-              <w:t xml:space="preserve">22 (-13, 46)</w:t>
+              <w:t xml:space="preserve">0.37 (−0.17, 0.88)</w:t>
             </w:r>
           </w:p>
         </w:tc>
@@ -2947,7 +2856,7 @@
                 <w:sz w:val="18"/>
                 <w:szCs w:val="18"/>
               </w:rPr>
-              <w:t xml:space="preserve">21 (0, 38)</w:t>
+              <w:t xml:space="preserve">0.37 (0.04, 0.71)</w:t>
             </w:r>
           </w:p>
         </w:tc>
@@ -2972,7 +2881,7 @@
                 <w:sz w:val="18"/>
                 <w:szCs w:val="18"/>
               </w:rPr>
-              <w:t xml:space="preserve">0.18 (0.01, 0.70)</w:t>
+              <w:t xml:space="preserve">0.19 (0.01, 0.71)</w:t>
             </w:r>
           </w:p>
         </w:tc>
@@ -3024,7 +2933,7 @@
                 <w:sz w:val="18"/>
                 <w:szCs w:val="18"/>
               </w:rPr>
-              <w:t xml:space="preserve">-2 (-84, 38)</w:t>
+              <w:t xml:space="preserve">−0.01 (−0.90, 0.68)</w:t>
             </w:r>
           </w:p>
         </w:tc>
@@ -3049,7 +2958,7 @@
                 <w:sz w:val="18"/>
                 <w:szCs w:val="18"/>
               </w:rPr>
-              <w:t xml:space="preserve">3 (-64, 39)</w:t>
+              <w:t xml:space="preserve">0.06 (−0.71, 0.77)</w:t>
             </w:r>
           </w:p>
         </w:tc>
@@ -3074,7 +2983,7 @@
                 <w:sz w:val="18"/>
                 <w:szCs w:val="18"/>
               </w:rPr>
-              <w:t xml:space="preserve">1 (-96, 43)</w:t>
+              <w:t xml:space="preserve">0.02 (−0.96, 0.85)</w:t>
             </w:r>
           </w:p>
         </w:tc>
@@ -3099,7 +3008,7 @@
                 <w:sz w:val="18"/>
                 <w:szCs w:val="18"/>
               </w:rPr>
-              <w:t xml:space="preserve">3 (-67, 40)</w:t>
+              <w:t xml:space="preserve">0.05 (−0.74, 0.74)</w:t>
             </w:r>
           </w:p>
         </w:tc>
@@ -3124,7 +3033,7 @@
                 <w:sz w:val="18"/>
                 <w:szCs w:val="18"/>
               </w:rPr>
-              <w:t xml:space="preserve">2 (-66, 37)</w:t>
+              <w:t xml:space="preserve">0.03 (−0.73, 0.71)</w:t>
             </w:r>
           </w:p>
         </w:tc>
@@ -3149,7 +3058,7 @@
                 <w:sz w:val="18"/>
                 <w:szCs w:val="18"/>
               </w:rPr>
-              <w:t xml:space="preserve">0 (−59, 32)</w:t>
+              <w:t xml:space="preserve">0.02 (−0.65, 0.59)</w:t>
             </w:r>
           </w:p>
         </w:tc>
@@ -3174,7 +3083,7 @@
                 <w:sz w:val="18"/>
                 <w:szCs w:val="18"/>
               </w:rPr>
-              <w:t xml:space="preserve">0.17 (0.01, 0.68)</w:t>
+              <w:t xml:space="preserve">0.17 (0.01, 0.69)</w:t>
             </w:r>
           </w:p>
         </w:tc>
@@ -3226,7 +3135,7 @@
                 <w:sz w:val="18"/>
                 <w:szCs w:val="18"/>
               </w:rPr>
-              <w:t xml:space="preserve">14 (-30, 47)</w:t>
+              <w:t xml:space="preserve">0.26 (−0.35, 0.95)</w:t>
             </w:r>
           </w:p>
         </w:tc>
@@ -3251,7 +3160,7 @@
                 <w:sz w:val="18"/>
                 <w:szCs w:val="18"/>
               </w:rPr>
-              <w:t xml:space="preserve">13 (-31, 46)</w:t>
+              <w:t xml:space="preserve">0.22 (−0.37, 0.89)</w:t>
             </w:r>
           </w:p>
         </w:tc>
@@ -3276,7 +3185,7 @@
                 <w:sz w:val="18"/>
                 <w:szCs w:val="18"/>
               </w:rPr>
-              <w:t xml:space="preserve">-10 (-75, 24)</w:t>
+              <w:t xml:space="preserve">−0.13 (−0.81, 0.40)</w:t>
             </w:r>
           </w:p>
         </w:tc>
@@ -3301,7 +3210,7 @@
                 <w:sz w:val="18"/>
                 <w:szCs w:val="18"/>
               </w:rPr>
-              <w:t xml:space="preserve">-24 (-129, 19)</w:t>
+              <w:t xml:space="preserve">−0.30 (−1.17, 0.32)</w:t>
             </w:r>
           </w:p>
         </w:tc>
@@ -3326,7 +3235,7 @@
                 <w:sz w:val="18"/>
                 <w:szCs w:val="18"/>
               </w:rPr>
-              <w:t xml:space="preserve">-1 (-58, 36)</w:t>
+              <w:t xml:space="preserve">0.01 (−0.67, 0.66)</w:t>
             </w:r>
           </w:p>
         </w:tc>
@@ -3351,7 +3260,7 @@
                 <w:sz w:val="18"/>
                 <w:szCs w:val="18"/>
               </w:rPr>
-              <w:t xml:space="preserve">−4 (−41, 21)</w:t>
+              <w:t xml:space="preserve">0.01 (−0.40, 0.38)</w:t>
             </w:r>
           </w:p>
         </w:tc>
@@ -3376,7 +3285,7 @@
                 <w:sz w:val="18"/>
                 <w:szCs w:val="18"/>
               </w:rPr>
-              <w:t xml:space="preserve">0.30 (0.02, 0.82)</w:t>
+              <w:t xml:space="preserve">0.29 (0.02, 0.87)</w:t>
             </w:r>
           </w:p>
         </w:tc>
@@ -3395,7 +3304,7 @@
       <w:r>
         <w:drawing>
           <wp:inline distT="0" distB="0" distL="0" distR="0">
-            <wp:extent cx="4381500" cy="1447800"/>
+            <wp:extent cx="4381500" cy="1428750"/>
             <wp:effectExtent t="0" r="0" b="0" l="0"/>
             <wp:docPr id="1" name="" descr="" title=""/>
             <wp:cNvGraphicFramePr>
@@ -3420,7 +3329,7 @@
                   <pic:spPr bwMode="auto">
                     <a:xfrm>
                       <a:off x="0" y="0"/>
-                      <a:ext cx="4381500" cy="1447800"/>
+                      <a:ext cx="4381500" cy="1428750"/>
                     </a:xfrm>
                     <a:prstGeom prst="rect">
                       <a:avLst/>
@@ -3443,7 +3352,7 @@
           <w:sz w:val="18"/>
           <w:szCs w:val="18"/>
         </w:rPr>
-        <w:t xml:space="preserve">Error ratio to the saturated-item prediction (log axis), one panel per domain plus pooled. Filled: hierarchical posterior median and 95% interval; open: flat GLM Wald interval. Below 1 beats the baseline.</w:t>
+        <w:t xml:space="preserve">Prediction score in halvings of error, one panel per domain plus pooled. Filled: hierarchical posterior median and 95% interval; open: flat GLM, 95% Wald interval. Above 0 beats the baseline. The same figure as error ratios on a log axis is ratios.png.</w:t>
       </w:r>
     </w:p>
     <w:p>
@@ -3454,7 +3363,7 @@
       <w:r>
         <w:drawing>
           <wp:inline distT="0" distB="0" distL="0" distR="0">
-            <wp:extent cx="4381500" cy="3600450"/>
+            <wp:extent cx="4381500" cy="3429000"/>
             <wp:effectExtent t="0" r="0" b="0" l="0"/>
             <wp:docPr id="1" name="" descr="" title=""/>
             <wp:cNvGraphicFramePr>
@@ -3479,7 +3388,7 @@
                   <pic:spPr bwMode="auto">
                     <a:xfrm>
                       <a:off x="0" y="0"/>
-                      <a:ext cx="4381500" cy="3600450"/>
+                      <a:ext cx="4381500" cy="3429000"/>
                     </a:xfrm>
                     <a:prstGeom prst="rect">
                       <a:avLst/>
@@ -3502,7 +3411,7 @@
           <w:sz w:val="18"/>
           <w:szCs w:val="18"/>
         </w:rPr>
-        <w:t xml:space="preserve">Posterior densities on the prediction-score scale (100 · (1 − error ratio); above 0 beats the baseline): the pooled protocol effects (top left), the baseline's error by domain relative to the grand mean (top right, a ratio), and each protocol's effect per domain (bottom). Bars: median and 95% interval. The same figure on the error-ratio scale is posteriors.png.</w:t>
+        <w:t xml:space="preserve">Posterior densities on the prediction-score scale (halvings of error; above 0 beats the baseline): the pooled protocol effects (top left), the baseline's error by domain relative to the grand mean (top right, a ratio), and each protocol's effect per domain (bottom). Bars: median and 95% interval. The same figure on the error-ratio scale is posteriors.png.</w:t>
       </w:r>
     </w:p>
     <w:p>
@@ -3510,14 +3419,7 @@
         <w:spacing w:after="120"/>
       </w:pPr>
       <w:r>
-        <w:rPr>
-          <w:b/>
-          <w:bCs/>
-        </w:rPr>
-        <w:t xml:space="preserve">Reading. </w:t>
-      </w:r>
-      <w:r>
-        <w:t xml:space="preserve">Pairwise judge is far better than the baseline in coding and cyber and indistinguishable from it in science and math; its spread across domains (σ = 0.71) is the largest of any protocol. Embedding is a small gain of similar size in every domain (σ = 0.15). Absolute scoring is a similar small gain whose intervals cross 0 in three domains. Deterministic features and Length sit at the baseline under this model.</w:t>
+        <w:t xml:space="preserve">Pairwise judge beats the baseline in every domain, with all four intervals above 0, by 1.2 to 2.2 halvings. Its per-domain intervals overlap heavily, and its spread across domains (σ = 0.44) has an interval reaching down to 0.04. Embedding is a small gain of similar size in every domain (σ = 0.15); only its Cyber interval crosses 0. Absolute scoring is a similar small gain whose intervals cross 0 in Maths, Coding and Cyber and whose pooled interval crosses 0, while its mean over the four domains, 0.37 (0.04, 0.71), stays above 0. Deterministic features and Length sit at the baseline under this model.</w:t>
       </w:r>
     </w:p>
     <w:p>
@@ -3525,14 +3427,7 @@
         <w:spacing w:after="120"/>
       </w:pPr>
       <w:r>
-        <w:rPr>
-          <w:b/>
-          <w:bCs/>
-        </w:rPr>
-        <w:t xml:space="preserve">Estimand caveat. </w:t>
-      </w:r>
-      <w:r>
-        <w:t xml:space="preserve">A Gamma GLM with a log link still estimates the arithmetic mean within a group; Gamma only changes the noise assumption. With cell intercepts the protocol effect is close to the mean of per-cell error ratios, which a few blow-ups dominate for the heavy-tailed protocols. Deterministic features scores 2 here but its median error ratio is 0.74 (a rank test would give it 26); Length scores −1 against a median ratio of 0.94. For these two the conclusion depends on mean versus rank, so the paper should not put a p-value on either.</w:t>
+        <w:t xml:space="preserve">A Gamma GLM with a log link estimates the arithmetic mean error within a group, which a few blow-ups dominate. The figure-one score instead averages log ratios, where a blow-up counts as a few negative halvings. For Pairwise judge the GLM's pooled 1.65 is below the t-test mean of 2.75 for that reason, but both are clear of 0. For the heavy-tailed protocols the two summaries disagree: Deterministic features scores 0.03 here against a figure-one mean of 0.78 (median 0.43), and Length 0.01 against −0.24 (median 0.09). For these two the conclusion depends on the summary, so the paper should not put a p-value on either.</w:t>
       </w:r>
     </w:p>
     <w:p>
@@ -3549,7 +3444,7 @@
         <w:spacing w:after="120"/>
       </w:pPr>
       <w:r>
-        <w:t xml:space="preserve">Posterior of the error ratio Pairwise judge / other protocol, per domain and pooled, with the posterior probability that it is below 1 (Pairwise judge better). Contrasts are read directly from the joint posterior, so they are tighter than comparing two marginal intervals.</w:t>
+        <w:t xml:space="preserve">Posterior of Pairwise judge's error relative to each other protocol's, per domain and pooled, as halvings of the other protocol's error (−log2 of the ratio; above 0 means Pairwise judge has less error), with P, the posterior probability that Pairwise judge has the smaller error. Contrasts are read directly from the joint posterior, so they are tighter than comparing two marginal intervals.</w:t>
       </w:r>
     </w:p>
     <w:tbl>
@@ -3650,7 +3545,7 @@
                 <w:sz w:val="18"/>
                 <w:szCs w:val="18"/>
               </w:rPr>
-              <w:t xml:space="preserve">Math</w:t>
+              <w:t xml:space="preserve">Maths</w:t>
             </w:r>
           </w:p>
         </w:tc>
@@ -3780,7 +3675,7 @@
                 <w:sz w:val="18"/>
                 <w:szCs w:val="18"/>
               </w:rPr>
-              <w:t xml:space="preserve">1.18 (0.58, 2.68); P&lt;1 = 0.33</w:t>
+              <w:t xml:space="preserve">0.70 (−0.42, 1.61); P = 0.90</w:t>
             </w:r>
           </w:p>
         </w:tc>
@@ -3805,7 +3700,7 @@
                 <w:sz w:val="18"/>
                 <w:szCs w:val="18"/>
               </w:rPr>
-              <w:t xml:space="preserve">1.26 (0.63, 2.92); P&lt;1 = 0.26</w:t>
+              <w:t xml:space="preserve">1.00 (−0.02, 1.89); P = 0.97</w:t>
             </w:r>
           </w:p>
         </w:tc>
@@ -3830,7 +3725,7 @@
                 <w:sz w:val="18"/>
                 <w:szCs w:val="18"/>
               </w:rPr>
-              <w:t xml:space="preserve">0.29 (0.12, 0.90); P&lt;1 = 0.98</w:t>
+              <w:t xml:space="preserve">1.74 (0.57, 2.99); P = 1.00</w:t>
             </w:r>
           </w:p>
         </w:tc>
@@ -3855,7 +3750,7 @@
                 <w:sz w:val="18"/>
                 <w:szCs w:val="18"/>
               </w:rPr>
-              <w:t xml:space="preserve">0.34 (0.15, 0.92); P&lt;1 = 0.98</w:t>
+              <w:t xml:space="preserve">1.64 (0.59, 2.75); P = 1.00</w:t>
             </w:r>
           </w:p>
         </w:tc>
@@ -3880,7 +3775,7 @@
                 <w:sz w:val="18"/>
                 <w:szCs w:val="18"/>
               </w:rPr>
-              <w:t xml:space="preserve">0.69 (0.30, 1.63); P&lt;1 = 0.82</w:t>
+              <w:t xml:space="preserve">1.18 (0.10, 2.15); P = 0.98</w:t>
             </w:r>
           </w:p>
         </w:tc>
@@ -3932,7 +3827,7 @@
                 <w:sz w:val="18"/>
                 <w:szCs w:val="18"/>
               </w:rPr>
-              <w:t xml:space="preserve">1.25 (0.60, 3.00); P&lt;1 = 0.29</w:t>
+              <w:t xml:space="preserve">0.60 (−0.57, 1.57); P = 0.85</w:t>
             </w:r>
           </w:p>
         </w:tc>
@@ -3957,7 +3852,7 @@
                 <w:sz w:val="18"/>
                 <w:szCs w:val="18"/>
               </w:rPr>
-              <w:t xml:space="preserve">1.09 (0.53, 2.57); P&lt;1 = 0.41</w:t>
+              <w:t xml:space="preserve">1.19 (0.12, 2.13); P = 0.99</w:t>
             </w:r>
           </w:p>
         </w:tc>
@@ -3982,7 +3877,7 @@
                 <w:sz w:val="18"/>
                 <w:szCs w:val="18"/>
               </w:rPr>
-              <w:t xml:space="preserve">0.24 (0.10, 0.76); P&lt;1 = 0.99</w:t>
+              <w:t xml:space="preserve">1.99 (0.80, 3.28); P = 1.00</w:t>
             </w:r>
           </w:p>
         </w:tc>
@@ -4007,7 +3902,7 @@
                 <w:sz w:val="18"/>
                 <w:szCs w:val="18"/>
               </w:rPr>
-              <w:t xml:space="preserve">0.33 (0.14, 0.88); P&lt;1 = 0.99</w:t>
+              <w:t xml:space="preserve">1.71 (0.61, 2.86); P = 1.00</w:t>
             </w:r>
           </w:p>
         </w:tc>
@@ -4032,7 +3927,7 @@
                 <w:sz w:val="18"/>
                 <w:szCs w:val="18"/>
               </w:rPr>
-              <w:t xml:space="preserve">0.63 (0.28, 1.54); P&lt;1 = 0.86</w:t>
+              <w:t xml:space="preserve">1.28 (0.20, 2.30); P = 0.99</w:t>
             </w:r>
           </w:p>
         </w:tc>
@@ -4084,7 +3979,7 @@
                 <w:sz w:val="18"/>
                 <w:szCs w:val="18"/>
               </w:rPr>
-              <w:t xml:space="preserve">0.83 (0.37, 1.98); P&lt;1 = 0.67</w:t>
+              <w:t xml:space="preserve">1.21 (0.00, 2.30); P = 0.98</w:t>
             </w:r>
           </w:p>
         </w:tc>
@@ -4109,7 +4004,7 @@
                 <w:sz w:val="18"/>
                 <w:szCs w:val="18"/>
               </w:rPr>
-              <w:t xml:space="preserve">0.86 (0.38, 2.19); P&lt;1 = 0.63</w:t>
+              <w:t xml:space="preserve">1.53 (0.38, 2.58); P = 0.99</w:t>
             </w:r>
           </w:p>
         </w:tc>
@@ -4134,7 +4029,7 @@
                 <w:sz w:val="18"/>
                 <w:szCs w:val="18"/>
               </w:rPr>
-              <w:t xml:space="preserve">0.21 (0.07, 0.68); P&lt;1 = 1.00</w:t>
+              <w:t xml:space="preserve">2.24 (0.89, 3.71); P = 1.00</w:t>
             </w:r>
           </w:p>
         </w:tc>
@@ -4159,7 +4054,7 @@
                 <w:sz w:val="18"/>
                 <w:szCs w:val="18"/>
               </w:rPr>
-              <w:t xml:space="preserve">0.28 (0.11, 0.79); P&lt;1 = 0.99</w:t>
+              <w:t xml:space="preserve">1.93 (0.75, 3.22); P = 1.00</w:t>
             </w:r>
           </w:p>
         </w:tc>
@@ -4184,7 +4079,7 @@
                 <w:sz w:val="18"/>
                 <w:szCs w:val="18"/>
               </w:rPr>
-              <w:t xml:space="preserve">0.50 (0.21, 1.24); P&lt;1 = 0.94</w:t>
+              <w:t xml:space="preserve">1.63 (0.49, 2.70); P = 1.00</w:t>
             </w:r>
           </w:p>
         </w:tc>
@@ -4236,7 +4131,7 @@
                 <w:sz w:val="18"/>
                 <w:szCs w:val="18"/>
               </w:rPr>
-              <w:t xml:space="preserve">1.00 (0.45, 2.46); P&lt;1 = 0.50</w:t>
+              <w:t xml:space="preserve">0.91 (−0.32, 1.96); P = 0.94</w:t>
             </w:r>
           </w:p>
         </w:tc>
@@ -4261,7 +4156,7 @@
                 <w:sz w:val="18"/>
                 <w:szCs w:val="18"/>
               </w:rPr>
-              <w:t xml:space="preserve">0.98 (0.45, 2.37); P&lt;1 = 0.52</w:t>
+              <w:t xml:space="preserve">1.35 (0.21, 2.33); P = 0.99</w:t>
             </w:r>
           </w:p>
         </w:tc>
@@ -4286,7 +4181,7 @@
                 <w:sz w:val="18"/>
                 <w:szCs w:val="18"/>
               </w:rPr>
-              <w:t xml:space="preserve">0.18 (0.07, 0.57); P&lt;1 = 1.00</w:t>
+              <w:t xml:space="preserve">2.39 (1.18, 3.73); P = 1.00</w:t>
             </w:r>
           </w:p>
         </w:tc>
@@ -4311,7 +4206,7 @@
                 <w:sz w:val="18"/>
                 <w:szCs w:val="18"/>
               </w:rPr>
-              <w:t xml:space="preserve">0.22 (0.09, 0.58); P&lt;1 = 1.00</w:t>
+              <w:t xml:space="preserve">2.31 (1.17, 3.47); P = 1.00</w:t>
             </w:r>
           </w:p>
         </w:tc>
@@ -4336,7 +4231,7 @@
                 <w:sz w:val="18"/>
                 <w:szCs w:val="18"/>
               </w:rPr>
-              <w:t xml:space="preserve">0.49 (0.20, 1.25); P&lt;1 = 0.94</w:t>
+              <w:t xml:space="preserve">1.65 (0.46, 2.72); P = 1.00</w:t>
             </w:r>
           </w:p>
         </w:tc>
@@ -4355,7 +4250,7 @@
       <w:r>
         <w:drawing>
           <wp:inline distT="0" distB="0" distL="0" distR="0">
-            <wp:extent cx="4000500" cy="3343275"/>
+            <wp:extent cx="4000500" cy="2714625"/>
             <wp:effectExtent t="0" r="0" b="0" l="0"/>
             <wp:docPr id="1" name="" descr="" title=""/>
             <wp:cNvGraphicFramePr>
@@ -4380,7 +4275,7 @@
                   <pic:spPr bwMode="auto">
                     <a:xfrm>
                       <a:off x="0" y="0"/>
-                      <a:ext cx="4000500" cy="3343275"/>
+                      <a:ext cx="4000500" cy="2714625"/>
                     </a:xfrm>
                     <a:prstGeom prst="rect">
                       <a:avLst/>
@@ -4403,7 +4298,7 @@
           <w:sz w:val="18"/>
           <w:szCs w:val="18"/>
         </w:rPr>
-        <w:t xml:space="preserve">Contrast figure: ratio of Pairwise judge's error to each other protocol's, per domain (coloured) and pooled (black).</w:t>
+        <w:t xml:space="preserve">Contrast figure: halvings of error, Pairwise judge against each other paper protocol, per domain (coloured) and pooled (black), with 95% intervals. The same figure as error ratios on a log axis is contrasts.png.</w:t>
       </w:r>
     </w:p>
     <w:p>
@@ -4411,7 +4306,7 @@
         <w:spacing w:after="120"/>
       </w:pPr>
       <w:r>
-        <w:t xml:space="preserve">In coding and cyber, Pairwise judge has 98 to 100% posterior mass below every other protocol, at a fifth to a third of their error. In science and math the contrasts straddle 1. Pooled, 82 to 94% of the mass favours Pairwise judge.</w:t>
+        <w:t xml:space="preserve">Against the three other paper protocols, Pairwise judge has less error in Coding and Cyber with posterior probability 1.00, by 1.6 to 2.2 halvings, and in Maths with probability 0.97 to 0.99. In Science the probability is 0.85 to 0.98 and the intervals against Embedding and Absolute scoring cross 0. Pooled, Pairwise judge is 1.2 to 1.6 halvings better than each of them, with probability 0.98 to 1.00.</w:t>
       </w:r>
     </w:p>
     <w:p>
@@ -4686,7 +4581,7 @@
                 <w:sz w:val="18"/>
                 <w:szCs w:val="18"/>
               </w:rPr>
-              <w:t xml:space="preserve">-203.4</w:t>
+              <w:t xml:space="preserve">−182.8</w:t>
             </w:r>
           </w:p>
         </w:tc>
@@ -4711,7 +4606,7 @@
                 <w:sz w:val="18"/>
                 <w:szCs w:val="18"/>
               </w:rPr>
-              <w:t xml:space="preserve">33.2</w:t>
+              <w:t xml:space="preserve">32.6</w:t>
             </w:r>
           </w:p>
         </w:tc>
@@ -4736,6 +4631,31 @@
                 <w:sz w:val="18"/>
                 <w:szCs w:val="18"/>
               </w:rPr>
+              <w:t xml:space="preserve">0.00</w:t>
+            </w:r>
+          </w:p>
+        </w:tc>
+        <w:tc>
+          <w:tcPr>
+            <w:tcW w:type="dxa" w:w="1337"/>
+            <w:tcMar>
+              <w:top w:type="dxa" w:w="40"/>
+              <w:left w:type="dxa" w:w="80"/>
+              <w:bottom w:type="dxa" w:w="40"/>
+              <w:right w:type="dxa" w:w="80"/>
+            </w:tcMar>
+          </w:tcPr>
+          <w:p>
+            <w:pPr>
+              <w:spacing w:after="0"/>
+            </w:pPr>
+            <w:r>
+              <w:rPr>
+                <w:b w:val="false"/>
+                <w:bCs w:val="false"/>
+                <w:sz w:val="18"/>
+                <w:szCs w:val="18"/>
+              </w:rPr>
               <w:t xml:space="preserve">0.0</w:t>
             </w:r>
           </w:p>
@@ -4761,7 +4681,7 @@
                 <w:sz w:val="18"/>
                 <w:szCs w:val="18"/>
               </w:rPr>
-              <w:t xml:space="preserve">0.0</w:t>
+              <w:t xml:space="preserve">70.6</w:t>
             </w:r>
           </w:p>
         </w:tc>
@@ -4786,32 +4706,7 @@
                 <w:sz w:val="18"/>
                 <w:szCs w:val="18"/>
               </w:rPr>
-              <w:t xml:space="preserve">72.3</w:t>
-            </w:r>
-          </w:p>
-        </w:tc>
-        <w:tc>
-          <w:tcPr>
-            <w:tcW w:type="dxa" w:w="1337"/>
-            <w:tcMar>
-              <w:top w:type="dxa" w:w="40"/>
-              <w:left w:type="dxa" w:w="80"/>
-              <w:bottom w:type="dxa" w:w="40"/>
-              <w:right w:type="dxa" w:w="80"/>
-            </w:tcMar>
-          </w:tcPr>
-          <w:p>
-            <w:pPr>
-              <w:spacing w:after="0"/>
-            </w:pPr>
-            <w:r>
-              <w:rPr>
-                <w:b w:val="false"/>
-                <w:bCs w:val="false"/>
-                <w:sz w:val="18"/>
-                <w:szCs w:val="18"/>
-              </w:rPr>
-              <w:t xml:space="preserve">0.86</w:t>
+              <w:t xml:space="preserve">0.56</w:t>
             </w:r>
           </w:p>
         </w:tc>
@@ -4863,7 +4758,7 @@
                 <w:sz w:val="18"/>
                 <w:szCs w:val="18"/>
               </w:rPr>
-              <w:t xml:space="preserve">-207.6</w:t>
+              <w:t xml:space="preserve">−183.0</w:t>
             </w:r>
           </w:p>
         </w:tc>
@@ -4888,7 +4783,7 @@
                 <w:sz w:val="18"/>
                 <w:szCs w:val="18"/>
               </w:rPr>
-              <w:t xml:space="preserve">33.3</w:t>
+              <w:t xml:space="preserve">32.5</w:t>
             </w:r>
           </w:p>
         </w:tc>
@@ -4913,7 +4808,7 @@
                 <w:sz w:val="18"/>
                 <w:szCs w:val="18"/>
               </w:rPr>
-              <w:t xml:space="preserve">4.2</w:t>
+              <w:t xml:space="preserve">0.16</w:t>
             </w:r>
           </w:p>
         </w:tc>
@@ -4938,7 +4833,7 @@
                 <w:sz w:val="18"/>
                 <w:szCs w:val="18"/>
               </w:rPr>
-              <w:t xml:space="preserve">3.4</w:t>
+              <w:t xml:space="preserve">2.6</w:t>
             </w:r>
           </w:p>
         </w:tc>
@@ -4963,7 +4858,7 @@
                 <w:sz w:val="18"/>
                 <w:szCs w:val="18"/>
               </w:rPr>
-              <w:t xml:space="preserve">65.0</w:t>
+              <w:t xml:space="preserve">63.3</w:t>
             </w:r>
           </w:p>
         </w:tc>
@@ -4988,7 +4883,7 @@
                 <w:sz w:val="18"/>
                 <w:szCs w:val="18"/>
               </w:rPr>
-              <w:t xml:space="preserve">0.14</w:t>
+              <w:t xml:space="preserve">0.44</w:t>
             </w:r>
           </w:p>
         </w:tc>
@@ -5004,7 +4899,7 @@
         <w:spacing w:after="120"/>
       </w:pPr>
       <w:r>
-        <w:t xml:space="preserve">m2 is ahead by 4.2 with a standard error of 3.4: weak evidence that protocols' gains differ by domain on the 16 targets, driven by Pairwise judge. On 2026-I alone the same comparison is 15.4 (SE 4.2). Both LOO runs carry arviz's warning for the rows with bad Pareto-k (below).</w:t>
+        <w:t xml:space="preserve">m2 is ahead by 0.16 with a standard error of 2.6, and the stacking weights are 0.56 and 0.44: on the 16 targets there is no evidence that the protocols' gains differ by domain. On 2026-I alone m2 is ahead by 10.7 (SE 3.5) and takes all the stacking weight. There, Pairwise judge's gain is in Coding (2.49) and Cyber (2.54) while its Science (0.80) and Maths (1.00) intervals cross 0, and Absolute scoring shows the reverse (Science 0.97, Maths 0.93, Coding 0.12, Cyber 0.16). The 2025-II targets do not share that pattern, so it does not hold across both semesters. Both LOO runs carry arviz's warning for the rows with high Pareto-k (below).</w:t>
       </w:r>
     </w:p>
     <w:p>
@@ -5190,7 +5085,7 @@
                 <w:sz w:val="18"/>
                 <w:szCs w:val="18"/>
               </w:rPr>
-              <w:t xml:space="preserve">0.0000</w:t>
+              <w:t xml:space="preserve">0</w:t>
             </w:r>
           </w:p>
         </w:tc>
@@ -5215,7 +5110,7 @@
                 <w:sz w:val="18"/>
                 <w:szCs w:val="18"/>
               </w:rPr>
-              <w:t xml:space="preserve">0.0000</w:t>
+              <w:t xml:space="preserve">0</w:t>
             </w:r>
           </w:p>
         </w:tc>
@@ -5292,7 +5187,7 @@
                 <w:sz w:val="18"/>
                 <w:szCs w:val="18"/>
               </w:rPr>
-              <w:t xml:space="preserve">1.0060</w:t>
+              <w:t xml:space="preserve">1.006</w:t>
             </w:r>
           </w:p>
         </w:tc>
@@ -5317,7 +5212,7 @@
                 <w:sz w:val="18"/>
                 <w:szCs w:val="18"/>
               </w:rPr>
-              <w:t xml:space="preserve">1.0044</w:t>
+              <w:t xml:space="preserve">1.005</w:t>
             </w:r>
           </w:p>
         </w:tc>
@@ -5394,7 +5289,7 @@
                 <w:sz w:val="18"/>
                 <w:szCs w:val="18"/>
               </w:rPr>
-              <w:t xml:space="preserve">923</w:t>
+              <w:t xml:space="preserve">1078</w:t>
             </w:r>
           </w:p>
         </w:tc>
@@ -5419,7 +5314,7 @@
                 <w:sz w:val="18"/>
                 <w:szCs w:val="18"/>
               </w:rPr>
-              <w:t xml:space="preserve">1224</w:t>
+              <w:t xml:space="preserve">1163</w:t>
             </w:r>
           </w:p>
         </w:tc>
@@ -5496,7 +5391,7 @@
                 <w:sz w:val="18"/>
                 <w:szCs w:val="18"/>
               </w:rPr>
-              <w:t xml:space="preserve">1524</w:t>
+              <w:t xml:space="preserve">2137</w:t>
             </w:r>
           </w:p>
         </w:tc>
@@ -5521,7 +5416,7 @@
                 <w:sz w:val="18"/>
                 <w:szCs w:val="18"/>
               </w:rPr>
-              <w:t xml:space="preserve">2450</w:t>
+              <w:t xml:space="preserve">2322</w:t>
             </w:r>
           </w:p>
         </w:tc>
@@ -5598,7 +5493,7 @@
                 <w:sz w:val="18"/>
                 <w:szCs w:val="18"/>
               </w:rPr>
-              <w:t xml:space="preserve">6.0000 / 2.0000 of 384</w:t>
+              <w:t xml:space="preserve">9 / 2 of 384</w:t>
             </w:r>
           </w:p>
         </w:tc>
@@ -5623,7 +5518,7 @@
                 <w:sz w:val="18"/>
                 <w:szCs w:val="18"/>
               </w:rPr>
-              <w:t xml:space="preserve">4.0000 / 2.0000 of 384</w:t>
+              <w:t xml:space="preserve">5 / 2 of 384</w:t>
             </w:r>
           </w:p>
         </w:tc>
@@ -5648,7 +5543,7 @@
                 <w:sz w:val="18"/>
                 <w:szCs w:val="18"/>
               </w:rPr>
-              <w:t xml:space="preserve">Rows whose leave-one-out estimate is unreliable; these are the near-zero (floored) errors, which are influential by construction</w:t>
+              <w:t xml:space="preserve">Rows whose leave-one-out estimate is unreliable. They are single large misses or near-hits spread over the protocols; the two above 1 are Length in Cyber for gpt-oss-20b (error 27.9) and Deterministic features in Coding for qwen3-235b</w:t>
             </w:r>
           </w:p>
         </w:tc>
@@ -5700,7 +5595,7 @@
                 <w:sz w:val="18"/>
                 <w:szCs w:val="18"/>
               </w:rPr>
-              <w:t xml:space="preserve">0.35 (0.31, 0.40)</w:t>
+              <w:t xml:space="preserve">0.38 (0.33, 0.42)</w:t>
             </w:r>
           </w:p>
         </w:tc>
@@ -5725,7 +5620,7 @@
                 <w:sz w:val="18"/>
                 <w:szCs w:val="18"/>
               </w:rPr>
-              <w:t xml:space="preserve">0.32 (0.28, 0.36)</w:t>
+              <w:t xml:space="preserve">0.36 (0.32, 0.40)</w:t>
             </w:r>
           </w:p>
         </w:tc>
@@ -5769,7 +5664,7 @@
       <w:r>
         <w:drawing>
           <wp:inline distT="0" distB="0" distL="0" distR="0">
-            <wp:extent cx="4476750" cy="3838575"/>
+            <wp:extent cx="4476750" cy="3600450"/>
             <wp:effectExtent t="0" r="0" b="0" l="0"/>
             <wp:docPr id="1" name="" descr="" title=""/>
             <wp:cNvGraphicFramePr>
@@ -5794,7 +5689,7 @@
                   <pic:spPr bwMode="auto">
                     <a:xfrm>
                       <a:off x="0" y="0"/>
-                      <a:ext cx="4476750" cy="3838575"/>
+                      <a:ext cx="4476750" cy="3600450"/>
                     </a:xfrm>
                     <a:prstGeom prst="rect">
                       <a:avLst/>
@@ -6044,7 +5939,7 @@
                 <w:sz w:val="18"/>
                 <w:szCs w:val="18"/>
               </w:rPr>
-              <w:t xml:space="preserve">0.88</w:t>
+              <w:t xml:space="preserve">0.87</w:t>
             </w:r>
           </w:p>
         </w:tc>
@@ -6146,7 +6041,7 @@
                 <w:sz w:val="18"/>
                 <w:szCs w:val="18"/>
               </w:rPr>
-              <w:t xml:space="preserve">0.52</w:t>
+              <w:t xml:space="preserve">0.53</w:t>
             </w:r>
           </w:p>
         </w:tc>
@@ -6248,7 +6143,7 @@
                 <w:sz w:val="18"/>
                 <w:szCs w:val="18"/>
               </w:rPr>
-              <w:t xml:space="preserve">0.16</w:t>
+              <w:t xml:space="preserve">0.17</w:t>
             </w:r>
           </w:p>
         </w:tc>
@@ -6452,7 +6347,7 @@
                 <w:sz w:val="18"/>
                 <w:szCs w:val="18"/>
               </w:rPr>
-              <w:t xml:space="preserve">0.76</w:t>
+              <w:t xml:space="preserve">0.77</w:t>
             </w:r>
           </w:p>
         </w:tc>
@@ -6529,7 +6424,7 @@
                 <w:sz w:val="18"/>
                 <w:szCs w:val="18"/>
               </w:rPr>
-              <w:t xml:space="preserve">0.97</w:t>
+              <w:t xml:space="preserve">0.98</w:t>
             </w:r>
           </w:p>
         </w:tc>
@@ -6554,7 +6449,7 @@
                 <w:sz w:val="18"/>
                 <w:szCs w:val="18"/>
               </w:rPr>
-              <w:t xml:space="preserve">0.01</w:t>
+              <w:t xml:space="preserve">0.00</w:t>
             </w:r>
           </w:p>
         </w:tc>
@@ -6570,7 +6465,7 @@
         <w:spacing w:after="120"/>
       </w:pPr>
       <w:r>
-        <w:t xml:space="preserve">Coverage is at the nominal 95% for every protocol. The within-protocol R² is low for Pairwise judge (0.01) because its errors are almost all near zero with a few large misses, which the cell intercepts, fitted to all protocols jointly, do not track; that is the erratic-gain pattern its small Gamma shape (0.40) is there to absorb.</w:t>
+        <w:t xml:space="preserve">Coverage is at the nominal 95% for every protocol. The within-protocol R² is about 0 for Pairwise judge because the model expects roughly the same error for every one of its rows while the observed errors run from near zero to large misses, which the cell intercepts, fitted to all protocols jointly, do not track; that is the erratic-gain pattern its small Gamma shape (0.45) is there to absorb.</w:t>
       </w:r>
     </w:p>
     <w:p>
@@ -6587,14 +6482,7 @@
         <w:spacing w:after="120"/>
       </w:pPr>
       <w:r>
-        <w:rPr>
-          <w:b/>
-          <w:bCs/>
-        </w:rPr>
-        <w:t xml:space="preserve">All judges, with the judge random effect </w:t>
-      </w:r>
-      <w:r>
-        <w:t xml:space="preserve">(signal_glm_all_judges_wide.csv). Every judge's forecasts enter and the judge intercept is free (SD 0.39 on the log scale). Fitted on 17 September at 02:03, before the tool-call count was added to Deterministic features and forecasts were refit, so the Deterministic-features row is stale and the others move slightly through the joint fit. Rerun with JUDGES = "all" before quoting. Scores as they stand:</w:t>
+        <w:t xml:space="preserve">All judges, with the judge random effect (signal_glm_all_judges_wide.csv). Every judge's forecasts enter and the judge intercept is free (SD 0.39 on the log scale). This fit is stale: it was run on 17 September at 02:03 on the previous forecasts and has not been rerun since, so none of its numbers match the rest of this document. Rerun with JUDGES = "all" before quoting. Scores as they stand:</w:t>
       </w:r>
     </w:p>
     <w:tbl>
@@ -6695,7 +6583,7 @@
                 <w:sz w:val="18"/>
                 <w:szCs w:val="18"/>
               </w:rPr>
-              <w:t xml:space="preserve">Math</w:t>
+              <w:t xml:space="preserve">Maths</w:t>
             </w:r>
           </w:p>
         </w:tc>
@@ -6825,7 +6713,7 @@
                 <w:sz w:val="18"/>
                 <w:szCs w:val="18"/>
               </w:rPr>
-              <w:t xml:space="preserve">-9 (-98, 40)</w:t>
+              <w:t xml:space="preserve">−0.12 (−0.98, 0.75)</w:t>
             </w:r>
           </w:p>
         </w:tc>
@@ -6850,7 +6738,7 @@
                 <w:sz w:val="18"/>
                 <w:szCs w:val="18"/>
               </w:rPr>
-              <w:t xml:space="preserve">-10 (-105, 43)</w:t>
+              <w:t xml:space="preserve">−0.14 (−1.03, 0.82)</w:t>
             </w:r>
           </w:p>
         </w:tc>
@@ -6875,7 +6763,7 @@
                 <w:sz w:val="18"/>
                 <w:szCs w:val="18"/>
               </w:rPr>
-              <w:t xml:space="preserve">62 (21, 80)</w:t>
+              <w:t xml:space="preserve">1.40 (0.34, 2.31)</w:t>
             </w:r>
           </w:p>
         </w:tc>
@@ -6900,7 +6788,7 @@
                 <w:sz w:val="18"/>
                 <w:szCs w:val="18"/>
               </w:rPr>
-              <w:t xml:space="preserve">59 (14, 79)</w:t>
+              <w:t xml:space="preserve">1.29 (0.21, 2.26)</w:t>
             </w:r>
           </w:p>
         </w:tc>
@@ -6925,7 +6813,7 @@
                 <w:sz w:val="18"/>
                 <w:szCs w:val="18"/>
               </w:rPr>
-              <w:t xml:space="preserve">32 (-39, 65)</w:t>
+              <w:t xml:space="preserve">0.55 (−0.47, 1.53)</w:t>
             </w:r>
           </w:p>
         </w:tc>
@@ -6977,7 +6865,7 @@
                 <w:sz w:val="18"/>
                 <w:szCs w:val="18"/>
               </w:rPr>
-              <w:t xml:space="preserve">28 (2, 47)</w:t>
+              <w:t xml:space="preserve">0.47 (0.03, 0.91)</w:t>
             </w:r>
           </w:p>
         </w:tc>
@@ -7002,7 +6890,7 @@
                 <w:sz w:val="18"/>
                 <w:szCs w:val="18"/>
               </w:rPr>
-              <w:t xml:space="preserve">33 (9, 53)</w:t>
+              <w:t xml:space="preserve">0.57 (0.14, 1.09)</w:t>
             </w:r>
           </w:p>
         </w:tc>
@@ -7027,7 +6915,7 @@
                 <w:sz w:val="18"/>
                 <w:szCs w:val="18"/>
               </w:rPr>
-              <w:t xml:space="preserve">29 (4, 48)</w:t>
+              <w:t xml:space="preserve">0.49 (0.06, 0.96)</w:t>
             </w:r>
           </w:p>
         </w:tc>
@@ -7052,7 +6940,7 @@
                 <w:sz w:val="18"/>
                 <w:szCs w:val="18"/>
               </w:rPr>
-              <w:t xml:space="preserve">20 (-18, 40)</w:t>
+              <w:t xml:space="preserve">0.32 (−0.24, 0.73)</w:t>
             </w:r>
           </w:p>
         </w:tc>
@@ -7077,7 +6965,7 @@
                 <w:sz w:val="18"/>
                 <w:szCs w:val="18"/>
               </w:rPr>
-              <w:t xml:space="preserve">27 (-3, 47)</w:t>
+              <w:t xml:space="preserve">0.46 (−0.04, 0.93)</w:t>
             </w:r>
           </w:p>
         </w:tc>
@@ -7129,7 +7017,7 @@
                 <w:sz w:val="18"/>
                 <w:szCs w:val="18"/>
               </w:rPr>
-              <w:t xml:space="preserve">39 (5, 62)</w:t>
+              <w:t xml:space="preserve">0.72 (0.07, 1.41)</w:t>
             </w:r>
           </w:p>
         </w:tc>
@@ -7154,7 +7042,7 @@
                 <w:sz w:val="18"/>
                 <w:szCs w:val="18"/>
               </w:rPr>
-              <w:t xml:space="preserve">25 (-14, 52)</w:t>
+              <w:t xml:space="preserve">0.42 (−0.19, 1.05)</w:t>
             </w:r>
           </w:p>
         </w:tc>
@@ -7179,7 +7067,7 @@
                 <w:sz w:val="18"/>
                 <w:szCs w:val="18"/>
               </w:rPr>
-              <w:t xml:space="preserve">9 (-42, 41)</w:t>
+              <w:t xml:space="preserve">0.13 (−0.51, 0.76)</w:t>
             </w:r>
           </w:p>
         </w:tc>
@@ -7204,7 +7092,7 @@
                 <w:sz w:val="18"/>
                 <w:szCs w:val="18"/>
               </w:rPr>
-              <w:t xml:space="preserve">16 (-30, 45)</w:t>
+              <w:t xml:space="preserve">0.25 (−0.38, 0.88)</w:t>
             </w:r>
           </w:p>
         </w:tc>
@@ -7229,7 +7117,7 @@
                 <w:sz w:val="18"/>
                 <w:szCs w:val="18"/>
               </w:rPr>
-              <w:t xml:space="preserve">22 (-29, 53)</w:t>
+              <w:t xml:space="preserve">0.37 (−0.36, 1.08)</w:t>
             </w:r>
           </w:p>
         </w:tc>
@@ -7281,7 +7169,7 @@
                 <w:sz w:val="18"/>
                 <w:szCs w:val="18"/>
               </w:rPr>
-              <w:t xml:space="preserve">4 (-66, 40)</w:t>
+              <w:t xml:space="preserve">0.06 (−0.73, 0.74)</w:t>
             </w:r>
           </w:p>
         </w:tc>
@@ -7306,7 +7194,7 @@
                 <w:sz w:val="18"/>
                 <w:szCs w:val="18"/>
               </w:rPr>
-              <w:t xml:space="preserve">7 (-59, 42)</w:t>
+              <w:t xml:space="preserve">0.10 (−0.67, 0.79)</w:t>
             </w:r>
           </w:p>
         </w:tc>
@@ -7331,7 +7219,7 @@
                 <w:sz w:val="18"/>
                 <w:szCs w:val="18"/>
               </w:rPr>
-              <w:t xml:space="preserve">7 (-70, 45)</w:t>
+              <w:t xml:space="preserve">0.11 (−0.76, 0.86)</w:t>
             </w:r>
           </w:p>
         </w:tc>
@@ -7356,7 +7244,7 @@
                 <w:sz w:val="18"/>
                 <w:szCs w:val="18"/>
               </w:rPr>
-              <w:t xml:space="preserve">8 (-53, 44)</w:t>
+              <w:t xml:space="preserve">0.12 (−0.61, 0.85)</w:t>
             </w:r>
           </w:p>
         </w:tc>
@@ -7381,7 +7269,7 @@
                 <w:sz w:val="18"/>
                 <w:szCs w:val="18"/>
               </w:rPr>
-              <w:t xml:space="preserve">6 (-53, 40)</w:t>
+              <w:t xml:space="preserve">0.09 (−0.61, 0.73)</w:t>
             </w:r>
           </w:p>
         </w:tc>
@@ -7433,7 +7321,7 @@
                 <w:sz w:val="18"/>
                 <w:szCs w:val="18"/>
               </w:rPr>
-              <w:t xml:space="preserve">18 (-29, 52)</w:t>
+              <w:t xml:space="preserve">0.29 (−0.37, 1.04)</w:t>
             </w:r>
           </w:p>
         </w:tc>
@@ -7458,7 +7346,7 @@
                 <w:sz w:val="18"/>
                 <w:szCs w:val="18"/>
               </w:rPr>
-              <w:t xml:space="preserve">17 (-29, 50)</w:t>
+              <w:t xml:space="preserve">0.27 (−0.37, 1.01)</w:t>
             </w:r>
           </w:p>
         </w:tc>
@@ -7483,7 +7371,7 @@
                 <w:sz w:val="18"/>
                 <w:szCs w:val="18"/>
               </w:rPr>
-              <w:t xml:space="preserve">-12 (-80, 25)</w:t>
+              <w:t xml:space="preserve">−0.16 (−0.85, 0.42)</w:t>
             </w:r>
           </w:p>
         </w:tc>
@@ -7508,7 +7396,7 @@
                 <w:sz w:val="18"/>
                 <w:szCs w:val="18"/>
               </w:rPr>
-              <w:t xml:space="preserve">-40 (-163, 14)</w:t>
+              <w:t xml:space="preserve">−0.48 (−1.40, 0.22)</w:t>
             </w:r>
           </w:p>
         </w:tc>
@@ -7533,7 +7421,7 @@
                 <w:sz w:val="18"/>
                 <w:szCs w:val="18"/>
               </w:rPr>
-              <w:t xml:space="preserve">-1 (-69, 39)</w:t>
+              <w:t xml:space="preserve">−0.01 (−0.76, 0.72)</w:t>
             </w:r>
           </w:p>
         </w:tc>
@@ -7549,14 +7437,7 @@
         <w:spacing w:after="120"/>
       </w:pPr>
       <w:r>
-        <w:rPr>
-          <w:b/>
-          <w:bCs/>
-        </w:rPr>
-        <w:t xml:space="preserve">2026-I only </w:t>
-      </w:r>
-      <w:r>
-        <w:t xml:space="preserve">(signal_glm_2026-I_wide.csv, 8 targets, 192 rows). Same picture with wider intervals; Absolute scoring gains in science and math:</w:t>
+        <w:t xml:space="preserve">2026-I only (signal_glm_2026-I_wide.csv, 8 targets, 192 rows). Pairwise judge's gain is in Coding and Cyber and Absolute scoring's in Science and Maths; this is where the domain dependence in section 5.3 comes from:</w:t>
       </w:r>
     </w:p>
     <w:tbl>
@@ -7657,7 +7538,7 @@
                 <w:sz w:val="18"/>
                 <w:szCs w:val="18"/>
               </w:rPr>
-              <w:t xml:space="preserve">Math</w:t>
+              <w:t xml:space="preserve">Maths</w:t>
             </w:r>
           </w:p>
         </w:tc>
@@ -7787,7 +7668,7 @@
                 <w:sz w:val="18"/>
                 <w:szCs w:val="18"/>
               </w:rPr>
-              <w:t xml:space="preserve">-37 (-274, 37)</w:t>
+              <w:t xml:space="preserve">0.80 (−0.54, 1.91)</w:t>
             </w:r>
           </w:p>
         </w:tc>
@@ -7812,7 +7693,7 @@
                 <w:sz w:val="18"/>
                 <w:szCs w:val="18"/>
               </w:rPr>
-              <w:t xml:space="preserve">-69 (-349, 22)</w:t>
+              <w:t xml:space="preserve">1.00 (−0.29, 2.02)</w:t>
             </w:r>
           </w:p>
         </w:tc>
@@ -7837,7 +7718,7 @@
                 <w:sz w:val="18"/>
                 <w:szCs w:val="18"/>
               </w:rPr>
-              <w:t xml:space="preserve">84 (37, 94)</w:t>
+              <w:t xml:space="preserve">2.49 (0.91, 3.97)</w:t>
             </w:r>
           </w:p>
         </w:tc>
@@ -7862,7 +7743,7 @@
                 <w:sz w:val="18"/>
                 <w:szCs w:val="18"/>
               </w:rPr>
-              <w:t xml:space="preserve">84 (38, 94)</w:t>
+              <w:t xml:space="preserve">2.54 (0.95, 4.01)</w:t>
             </w:r>
           </w:p>
         </w:tc>
@@ -7887,7 +7768,7 @@
                 <w:sz w:val="18"/>
                 <w:szCs w:val="18"/>
               </w:rPr>
-              <w:t xml:space="preserve">41 (-60, 78)</w:t>
+              <w:t xml:space="preserve">1.49 (0.26, 2.65)</w:t>
             </w:r>
           </w:p>
         </w:tc>
@@ -7939,7 +7820,7 @@
                 <w:sz w:val="18"/>
                 <w:szCs w:val="18"/>
               </w:rPr>
-              <w:t xml:space="preserve">27 (-6, 48)</w:t>
+              <w:t xml:space="preserve">0.45 (−0.08, 0.95)</w:t>
             </w:r>
           </w:p>
         </w:tc>
@@ -7964,7 +7845,7 @@
                 <w:sz w:val="18"/>
                 <w:szCs w:val="18"/>
               </w:rPr>
-              <w:t xml:space="preserve">26 (-6, 47)</w:t>
+              <w:t xml:space="preserve">0.44 (−0.08, 0.96)</w:t>
             </w:r>
           </w:p>
         </w:tc>
@@ -7989,7 +7870,7 @@
                 <w:sz w:val="18"/>
                 <w:szCs w:val="18"/>
               </w:rPr>
-              <w:t xml:space="preserve">43 (16, 64)</w:t>
+              <w:t xml:space="preserve">0.80 (0.23, 1.49)</w:t>
             </w:r>
           </w:p>
         </w:tc>
@@ -8014,7 +7895,7 @@
                 <w:sz w:val="18"/>
                 <w:szCs w:val="18"/>
               </w:rPr>
-              <w:t xml:space="preserve">16 (-31, 41)</w:t>
+              <w:t xml:space="preserve">0.24 (−0.38, 0.74)</w:t>
             </w:r>
           </w:p>
         </w:tc>
@@ -8039,7 +7920,7 @@
                 <w:sz w:val="18"/>
                 <w:szCs w:val="18"/>
               </w:rPr>
-              <w:t xml:space="preserve">28 (-12, 52)</w:t>
+              <w:t xml:space="preserve">0.47 (−0.11, 1.06)</w:t>
             </w:r>
           </w:p>
         </w:tc>
@@ -8091,7 +7972,7 @@
                 <w:sz w:val="18"/>
                 <w:szCs w:val="18"/>
               </w:rPr>
-              <w:t xml:space="preserve">49 (3, 73)</w:t>
+              <w:t xml:space="preserve">0.97 (0.06, 1.92)</w:t>
             </w:r>
           </w:p>
         </w:tc>
@@ -8116,7 +7997,7 @@
                 <w:sz w:val="18"/>
                 <w:szCs w:val="18"/>
               </w:rPr>
-              <w:t xml:space="preserve">47 (6, 72)</w:t>
+              <w:t xml:space="preserve">0.93 (0.09, 1.86)</w:t>
             </w:r>
           </w:p>
         </w:tc>
@@ -8141,7 +8022,7 @@
                 <w:sz w:val="18"/>
                 <w:szCs w:val="18"/>
               </w:rPr>
-              <w:t xml:space="preserve">9 (-71, 44)</w:t>
+              <w:t xml:space="preserve">0.12 (−0.77, 0.81)</w:t>
             </w:r>
           </w:p>
         </w:tc>
@@ -8166,7 +8047,7 @@
                 <w:sz w:val="18"/>
                 <w:szCs w:val="18"/>
               </w:rPr>
-              <w:t xml:space="preserve">11 (-63, 47)</w:t>
+              <w:t xml:space="preserve">0.16 (−0.70, 0.87)</w:t>
             </w:r>
           </w:p>
         </w:tc>
@@ -8191,7 +8072,7 @@
                 <w:sz w:val="18"/>
                 <w:szCs w:val="18"/>
               </w:rPr>
-              <w:t xml:space="preserve">29 (-29, 60)</w:t>
+              <w:t xml:space="preserve">0.50 (−0.34, 1.33)</w:t>
             </w:r>
           </w:p>
         </w:tc>
@@ -8243,7 +8124,7 @@
                 <w:sz w:val="18"/>
                 <w:szCs w:val="18"/>
               </w:rPr>
-              <w:t xml:space="preserve">-48 (-233, 22)</w:t>
+              <w:t xml:space="preserve">−0.56 (−1.76, 0.33)</w:t>
             </w:r>
           </w:p>
         </w:tc>
@@ -8268,7 +8149,7 @@
                 <w:sz w:val="18"/>
                 <w:szCs w:val="18"/>
               </w:rPr>
-              <w:t xml:space="preserve">-32 (-171, 25)</w:t>
+              <w:t xml:space="preserve">−0.38 (−1.40, 0.42)</w:t>
             </w:r>
           </w:p>
         </w:tc>
@@ -8293,7 +8174,7 @@
                 <w:sz w:val="18"/>
                 <w:szCs w:val="18"/>
               </w:rPr>
-              <w:t xml:space="preserve">18 (-75, 67)</w:t>
+              <w:t xml:space="preserve">0.29 (−0.82, 1.63)</w:t>
             </w:r>
           </w:p>
         </w:tc>
@@ -8318,7 +8199,7 @@
                 <w:sz w:val="18"/>
                 <w:szCs w:val="18"/>
               </w:rPr>
-              <w:t xml:space="preserve">-21 (-139, 33)</w:t>
+              <w:t xml:space="preserve">−0.29 (−1.27, 0.53)</w:t>
             </w:r>
           </w:p>
         </w:tc>
@@ -8343,7 +8224,7 @@
                 <w:sz w:val="18"/>
                 <w:szCs w:val="18"/>
               </w:rPr>
-              <w:t xml:space="preserve">-19 (-123, 35)</w:t>
+              <w:t xml:space="preserve">−0.23 (−1.17, 0.66)</w:t>
             </w:r>
           </w:p>
         </w:tc>
@@ -8395,7 +8276,7 @@
                 <w:sz w:val="18"/>
                 <w:szCs w:val="18"/>
               </w:rPr>
-              <w:t xml:space="preserve">30 (-18, 62)</w:t>
+              <w:t xml:space="preserve">0.55 (−0.21, 1.41)</w:t>
             </w:r>
           </w:p>
         </w:tc>
@@ -8420,7 +8301,7 @@
                 <w:sz w:val="18"/>
                 <w:szCs w:val="18"/>
               </w:rPr>
-              <w:t xml:space="preserve">20 (-26, 54)</w:t>
+              <w:t xml:space="preserve">0.36 (−0.33, 1.11)</w:t>
             </w:r>
           </w:p>
         </w:tc>
@@ -8445,7 +8326,7 @@
                 <w:sz w:val="18"/>
                 <w:szCs w:val="18"/>
               </w:rPr>
-              <w:t xml:space="preserve">-22 (-107, 23)</w:t>
+              <w:t xml:space="preserve">−0.31 (−1.11, 0.36)</w:t>
             </w:r>
           </w:p>
         </w:tc>
@@ -8470,7 +8351,7 @@
                 <w:sz w:val="18"/>
                 <w:szCs w:val="18"/>
               </w:rPr>
-              <w:t xml:space="preserve">3 (-57, 39)</w:t>
+              <w:t xml:space="preserve">0.05 (−0.67, 0.69)</w:t>
             </w:r>
           </w:p>
         </w:tc>
@@ -8495,7 +8376,7 @@
                 <w:sz w:val="18"/>
                 <w:szCs w:val="18"/>
               </w:rPr>
-              <w:t xml:space="preserve">9 (-48, 45)</w:t>
+              <w:t xml:space="preserve">0.15 (−0.59, 0.93)</w:t>
             </w:r>
           </w:p>
         </w:tc>
@@ -8511,14 +8392,7 @@
         <w:spacing w:after="120"/>
       </w:pPr>
       <w:r>
-        <w:rPr>
-          <w:b/>
-          <w:bCs/>
-        </w:rPr>
-        <w:t xml:space="preserve">Stronger constant guesses </w:t>
-      </w:r>
-      <w:r>
-        <w:t xml:space="preserve">(computed once, not in any output file). "The new model equals the best reference" has pooled MSE 0.34, "the top-3 mean" 0.46. Embedding and Absolute scoring are significantly worse than both (p ≤ 0.009); Pairwise judge is indistinguishable from them (p = 0.94), and its pooled MSE (0.33) equals the oracle's (hard-item accuracy). Not used in the paper; recorded because they bound what "good" means.</w:t>
+        <w:t xml:space="preserve">Stronger constant guesses (the new model equals the best reference, or the top-3 mean) were computed once on the previous forecasts and have not been recomputed on the current ones. Not used in the paper.</w:t>
       </w:r>
     </w:p>
     <w:p>
@@ -8754,7 +8628,7 @@
                 <w:sz w:val="18"/>
                 <w:szCs w:val="18"/>
               </w:rPr>
-              <w:t xml:space="preserve">Done; m2 ahead by 4.2 elpd (SE 3.4), weights 0.87 / 0.13. Weak.</w:t>
+              <w:t xml:space="preserve">Done; m2 ahead by 0.16 elpd (SE 2.6), weights 0.56 / 0.44: no evidence on both semesters. On 2026-I alone m2 is ahead by 10.7 (SE 3.5).</w:t>
             </w:r>
           </w:p>
         </w:tc>
@@ -8992,14 +8866,7 @@
         <w:spacing w:after="60"/>
       </w:pPr>
       <w:r>
-        <w:rPr>
-          <w:b/>
-          <w:bCs/>
-        </w:rPr>
-        <w:t xml:space="preserve">Shared calibration within a semester. </w:t>
-      </w:r>
-      <w:r>
-        <w:t xml:space="preserve">The 8 targets of a semester share one fitted calibration per protocol (one ridge, one judge, one linear conversion), so the 16 scores are not independent and the t-test is somewhat anti-conservative. The per-semester replication is the current answer. The principled fix is a random effect per protocol per (domain, semester) task, partially pooled across protocols; 8 tasks per protocol, so weakly identified. Proposed, not built.</w:t>
+        <w:t xml:space="preserve">The 8 targets of a semester share one fitted calibration per protocol (one ridge, one judge, one linear conversion), so the 16 scores are not independent and the t-test is somewhat anti-conservative. The per-semester replication is the current answer. The principled fix is a random effect per protocol per (domain, semester) task, partially pooled across protocols; with 8 tasks per protocol it is weakly identified. Proposed, not built.</w:t>
       </w:r>
     </w:p>
     <w:p>
@@ -9012,14 +8879,7 @@
         <w:spacing w:after="60"/>
       </w:pPr>
       <w:r>
-        <w:rPr>
-          <w:b/>
-          <w:bCs/>
-        </w:rPr>
-        <w:t xml:space="preserve">Model families. </w:t>
-      </w:r>
-      <w:r>
-        <w:t xml:space="preserve">glm 4.5/4.7/5.1/5.2, kimi k2-thinking/2.5/2.6, gpt-oss 20b/120b and three qwen3 variants are among the 16; siblings have correlated errors. Not modelled.</w:t>
+        <w:t xml:space="preserve">Model families: glm 4.5/4.7/5.1/5.2, kimi k2-thinking/2.5/2.6, gpt-oss 20b/120b and three qwen3 variants are among the 16, and siblings have correlated errors. Not modelled.</w:t>
       </w:r>
     </w:p>
     <w:p>
@@ -9032,14 +8892,7 @@
         <w:spacing w:after="60"/>
       </w:pPr>
       <w:r>
-        <w:rPr>
-          <w:b/>
-          <w:bCs/>
-        </w:rPr>
-        <w:t xml:space="preserve">Pooled panel. </w:t>
-      </w:r>
-      <w:r>
-        <w:t xml:space="preserve">New-domain effect versus mean of the four domains: undecided which the pooled panel of the ratio figure should show.</w:t>
+        <w:t xml:space="preserve">The pooled panel of the score figure can show the new-domain effect or the mean of the four domains; which one is undecided.</w:t>
       </w:r>
     </w:p>
     <w:p>
@@ -9052,14 +8905,7 @@
         <w:spacing w:after="60"/>
       </w:pPr>
       <w:r>
-        <w:rPr>
-          <w:b/>
-          <w:bCs/>
-        </w:rPr>
-        <w:t xml:space="preserve">Judge and task are confounded </w:t>
-      </w:r>
-      <w:r>
-        <w:t xml:space="preserve">in the best-judge table (one judge per task); the all-judges fit is the version with a judge term, and it needs rerunning.</w:t>
+        <w:t xml:space="preserve">Judge and task are confounded in the best-judge table (one judge per task); the all-judges fit is the version with a judge term, and it needs rerunning on the current forecasts.</w:t>
       </w:r>
     </w:p>
     <w:p>
@@ -9081,7 +8927,7 @@
         <w:spacing w:after="60"/>
       </w:pPr>
       <w:r>
-        <w:t xml:space="preserve">Pairwise judge: mean score 49, p = 0.006 (so "p &lt; .01" holds), MSE 0.33 vs 1.37 for the baseline. GLM coding 80 and cyber 72 hold.</w:t>
+        <w:t xml:space="preserve">The draft's Pairwise judge numbers (score 49%, MSE 0.33) are out of date. Now: mean score 2.75 halvings (95% t-interval 1.61 to 3.89), p &lt; 0.001, so "p &lt; .001" holds; MSE 0.22 against 1.37 for the baseline.</w:t>
       </w:r>
     </w:p>
     <w:p>
@@ -9094,14 +8940,7 @@
         <w:spacing w:after="60"/>
       </w:pPr>
       <w:r>
-        <w:rPr>
-          <w:b/>
-          <w:bCs/>
-        </w:rPr>
-        <w:t xml:space="preserve">Embedding's mean score is 23, not 10 </w:t>
-      </w:r>
-      <w:r>
-        <w:t xml:space="preserve">(10 is Absolute scoring and Deterministic features). Suggested: "Embedding predictions were also better than baseline (mean prediction score 23%, p &lt; .001)".</w:t>
+        <w:t xml:space="preserve">GLM: Pairwise judge beats the baseline in every domain (Science 1.19, Maths 1.58, Coding 2.23, Cyber 1.96 halvings). A sentence saying the gain is concentrated in the agentic domains holds for the 2026-I targets alone, not for both semesters.</w:t>
       </w:r>
     </w:p>
     <w:p>
@@ -9114,16 +8953,7 @@
         <w:spacing w:after="60"/>
       </w:pPr>
       <w:r>
-        <w:t xml:space="preserve">Caption: "positive for embedding, absolute scoring and pairwise judging" is true of the means but Absolute scoring is not significant (p = 0.12); consider "positive and significant for embedding and pairwise judging".</w:t>
-      </w:r>
-    </w:p>
-    <w:p>
-      <w:pPr>
-        <w:pStyle w:val="Heading1"/>
-        <w:spacing w:after="120" w:before="280"/>
-      </w:pPr>
-      <w:r>
-        <w:t xml:space="preserve">11. Files</w:t>
+        <w:t xml:space="preserve">Embedding: mean 0.40 halvings, p &lt; .001. Absolute scoring: 0.19, p = 0.042, not significant after Holm correction. Deterministic features: 0.78, p = 0.068.</w:t>
       </w:r>
     </w:p>
     <w:p>
@@ -9136,7 +8966,16 @@
         <w:spacing w:after="60"/>
       </w:pPr>
       <w:r>
-        <w:t xml:space="preserve">Code: src/analysis/challenges/signal_glm.py (rows, score, tests, figures, diagnostics), scripts/analyses/signal_glm/model.py (the numpyro model), scripts/analyses/signal_glm/config.yaml (hibayes pipeline), scripts/analyses/signal_glm.py (runner; JUDGES toggle, SIGNAL_SEMESTERS env var), tests/test_signal_glm.py.</w:t>
+        <w:t xml:space="preserve">Caption: "positive for embedding, absolute scoring and pairwise judging" is true of the means and of the uncorrected tests. Deterministic features also has a positive mean but is not significant.</w:t>
+      </w:r>
+    </w:p>
+    <w:p>
+      <w:pPr>
+        <w:pStyle w:val="Heading1"/>
+        <w:spacing w:after="120" w:before="280"/>
+      </w:pPr>
+      <w:r>
+        <w:t xml:space="preserve">11. Files</w:t>
       </w:r>
     </w:p>
     <w:p>
@@ -9149,7 +8988,7 @@
         <w:spacing w:after="60"/>
       </w:pPr>
       <w:r>
-        <w:t xml:space="preserve">Tables: analysis/results/signal_score_tests*.csv, signal_glm{,_2026-I,_all_judges}{,_wide,_contrasts}.csv, signal_glm*/{diagnostics,loo_compare,per_model,fit_coverage}.csv.</w:t>
+        <w:t xml:space="preserve">Code: src/analysis/challenges/signal_glm.py (rows, score, tests, figures, diagnostics), scripts/analyses/signal_glm/model.py (the numpyro model), scripts/analyses/signal_glm/config.yaml (hibayes pipeline), scripts/analyses/signal_glm.py (runner; JUDGES toggle, SIGNAL_SEMESTERS env var), tests/test_signal_glm.py.</w:t>
       </w:r>
     </w:p>
     <w:p>
@@ -9162,7 +9001,7 @@
         <w:spacing w:after="60"/>
       </w:pPr>
       <w:r>
-        <w:t xml:space="preserve">Figures: analysis/results/figures/bars/figure1_score_box (paper), figure1_{mse,delta,ratio,score}; analysis/results/figures/signal_glm/{ratios,ratios_table,posteriors,posteriors_score,contrasts,fit_quality,convergence,predictive,fit}.</w:t>
+        <w:t xml:space="preserve">Tables: analysis/results/signal_score_tests*.csv, signal_glm{,_2026-I,_all_judges}{,_wide,_contrasts}.csv, signal_glm*/{diagnostics,loo_compare,per_model,per_model_scores,fit_coverage}.csv.</w:t>
       </w:r>
     </w:p>
     <w:p>
@@ -9175,7 +9014,20 @@
         <w:spacing w:after="60"/>
       </w:pPr>
       <w:r>
-        <w:t xml:space="preserve">Rerun: uv run python scripts/analyses/signal_glm.py (about 6 minutes on CPU). Rerun scripts/analyses/results.py first only if forecasts change.</w:t>
+        <w:t xml:space="preserve">Figures: analysis/results/figures/bars/figure1_score_box (paper), figure1_score_no_self_judging, figure1_{mse,delta,ratio}; analysis/results/figures/signal_glm/{ratios,ratios_score,ratios_table,posteriors,posteriors_score,contrasts,contrasts_score,fit_quality,convergence,predictive,fit}.</w:t>
+      </w:r>
+    </w:p>
+    <w:p>
+      <w:pPr>
+        <w:pStyle w:val="ListParagraph"/>
+        <w:numPr>
+          <w:ilvl w:val="0"/>
+          <w:numId w:val="2"/>
+        </w:numPr>
+        <w:spacing w:after="60"/>
+      </w:pPr>
+      <w:r>
+        <w:t xml:space="preserve">Rerun: uv run python scripts/analyses/signal_glm.py, and again with SIGNAL_SEMESTERS=2026-I for the 2026-I fit. Rerun scripts/analyses/results.py first only if forecasts change.</w:t>
       </w:r>
     </w:p>
     <w:sectPr>
